--- a/KTP/КТП МДК 02.02 С-21.docx
+++ b/KTP/КТП МДК 02.02 С-21.docx
@@ -1,6 +1,6 @@
 
 <file path=word/document.xml><?xml version="1.0" encoding="utf-8"?>
-<w:document xmlns:wpc="http://schemas.microsoft.com/office/word/2010/wordprocessingCanvas" xmlns:mo="http://schemas.microsoft.com/office/mac/office/2008/main" xmlns:mc="http://schemas.openxmlformats.org/markup-compatibility/2006" xmlns:mv="urn:schemas-microsoft-com:mac:vml" xmlns:o="urn:schemas-microsoft-com:office:office" xmlns:r="http://schemas.openxmlformats.org/officeDocument/2006/relationships" xmlns:m="http://schemas.openxmlformats.org/officeDocument/2006/math" xmlns:v="urn:schemas-microsoft-com:vml" xmlns:wp14="http://schemas.microsoft.com/office/word/2010/wordprocessingDrawing" xmlns:wp="http://schemas.openxmlformats.org/drawingml/2006/wordprocessingDrawing" xmlns:w10="urn:schemas-microsoft-com:office:word" xmlns:w="http://schemas.openxmlformats.org/wordprocessingml/2006/main" xmlns:w14="http://schemas.microsoft.com/office/word/2010/wordml" xmlns:wpg="http://schemas.microsoft.com/office/word/2010/wordprocessingGroup" xmlns:wpi="http://schemas.microsoft.com/office/word/2010/wordprocessingInk" xmlns:wne="http://schemas.microsoft.com/office/word/2006/wordml" xmlns:wps="http://schemas.microsoft.com/office/word/2010/wordprocessingShape" mc:Ignorable="w14 wp14">
+<w:document xmlns:mc="http://schemas.openxmlformats.org/markup-compatibility/2006" xmlns:w="http://schemas.openxmlformats.org/wordprocessingml/2006/main" mc:Ignorable="w14 wp14">
   <w:body>
     <w:p>
       <w:pPr>
@@ -4611,7 +4611,7 @@
                 <w:b w:val="0"/>
                 <w:sz w:val="20"/>
               </w:rPr>
-              <w:t>Конспект лекций</w:t>
+              <w:t xml:space="preserve">ДИ 4, с. 5-22</w:t>
             </w:r>
           </w:p>
         </w:tc>
@@ -4814,7 +4814,7 @@
                 <w:b w:val="0"/>
                 <w:sz w:val="20"/>
               </w:rPr>
-              <w:t>Конспект лекций</w:t>
+              <w:t xml:space="preserve">ДИ 4, с. 23-42</w:t>
             </w:r>
           </w:p>
         </w:tc>
@@ -5017,7 +5017,7 @@
                 <w:b w:val="0"/>
                 <w:sz w:val="20"/>
               </w:rPr>
-              <w:t>Конспект лекций</w:t>
+              <w:t xml:space="preserve">ДИ 4, с. 43-62</w:t>
             </w:r>
           </w:p>
         </w:tc>
@@ -5220,7 +5220,7 @@
                 <w:b w:val="0"/>
                 <w:sz w:val="20"/>
               </w:rPr>
-              <w:t>Конспект лекций</w:t>
+              <w:t xml:space="preserve">ДИ 4, с. 63-82</w:t>
             </w:r>
           </w:p>
         </w:tc>
@@ -5423,7 +5423,7 @@
                 <w:b w:val="0"/>
                 <w:sz w:val="20"/>
               </w:rPr>
-              <w:t>Конспект лекций</w:t>
+              <w:t xml:space="preserve">ДИ 5, с. 29-48</w:t>
             </w:r>
           </w:p>
         </w:tc>
@@ -5626,7 +5626,7 @@
                 <w:b w:val="0"/>
                 <w:sz w:val="20"/>
               </w:rPr>
-              <w:t>Конспект лекций</w:t>
+              <w:t xml:space="preserve">ДИ 5, с. 49-70</w:t>
             </w:r>
           </w:p>
         </w:tc>
@@ -7250,7 +7250,7 @@
                 <w:b w:val="0"/>
                 <w:sz w:val="20"/>
               </w:rPr>
-              <w:t>Конспект лекций</w:t>
+              <w:t xml:space="preserve">ДИ 5, с. 71-88</w:t>
             </w:r>
           </w:p>
         </w:tc>
@@ -7453,7 +7453,7 @@
                 <w:b w:val="0"/>
                 <w:sz w:val="20"/>
               </w:rPr>
-              <w:t>Конспект лекций</w:t>
+              <w:t xml:space="preserve">ДИ 5, с. 89-106</w:t>
             </w:r>
           </w:p>
         </w:tc>
@@ -7656,7 +7656,7 @@
                 <w:b w:val="0"/>
                 <w:sz w:val="20"/>
               </w:rPr>
-              <w:t>Конспект лекций</w:t>
+              <w:t xml:space="preserve">ДИ 2, с. 30-48</w:t>
             </w:r>
           </w:p>
         </w:tc>
@@ -7859,7 +7859,7 @@
                 <w:b w:val="0"/>
                 <w:sz w:val="20"/>
               </w:rPr>
-              <w:t>Конспект лекций</w:t>
+              <w:t xml:space="preserve">ДИ 2, с. 49-66</w:t>
             </w:r>
           </w:p>
         </w:tc>
@@ -8062,7 +8062,7 @@
                 <w:b w:val="0"/>
                 <w:sz w:val="20"/>
               </w:rPr>
-              <w:t>Конспект лекций</w:t>
+              <w:t xml:space="preserve">ДИ 2, с. 67-84</w:t>
             </w:r>
           </w:p>
         </w:tc>

--- a/KTP/КТП МДК 02.02 С-21.docx
+++ b/KTP/КТП МДК 02.02 С-21.docx
@@ -1060,6 +1060,9 @@
         </w:tc>
       </w:tr>
       <w:tr>
+        <w:trPr>
+          <w:trHeight w:val="219"/>
+        </w:trPr>
         <w:tc>
           <w:tcPr>
             <w:tcW w:type="dxa" w:w="1277"/>
@@ -1211,6 +1214,9 @@
         </w:tc>
       </w:tr>
       <w:tr>
+        <w:trPr>
+          <w:trHeight w:val="234"/>
+        </w:trPr>
         <w:tc>
           <w:tcPr>
             <w:tcW w:type="dxa" w:w="1277"/>
@@ -1306,6 +1312,9 @@
         </w:tc>
       </w:tr>
       <w:tr>
+        <w:trPr>
+          <w:trHeight w:val="1758"/>
+        </w:trPr>
         <w:tc>
           <w:tcPr>
             <w:tcW w:type="dxa" w:w="1277"/>
@@ -1448,6 +1457,9 @@
         </w:tc>
       </w:tr>
       <w:tr>
+        <w:trPr>
+          <w:trHeight w:val="237"/>
+        </w:trPr>
         <w:tc>
           <w:tcPr>
             <w:tcW w:type="dxa" w:w="1277"/>
@@ -1702,6 +1714,9 @@
         </w:tc>
       </w:tr>
       <w:tr>
+        <w:trPr>
+          <w:trHeight w:val="215"/>
+        </w:trPr>
         <w:tc>
           <w:tcPr>
             <w:tcW w:type="dxa" w:w="1277"/>
@@ -1956,6 +1971,9 @@
         </w:tc>
       </w:tr>
       <w:tr>
+        <w:trPr>
+          <w:trHeight w:val="215"/>
+        </w:trPr>
         <w:tc>
           <w:tcPr>
             <w:tcW w:type="dxa" w:w="1277"/>
@@ -2198,6 +2216,9 @@
         </w:tc>
       </w:tr>
       <w:tr>
+        <w:trPr>
+          <w:trHeight w:val="215"/>
+        </w:trPr>
         <w:tc>
           <w:tcPr>
             <w:tcW w:type="dxa" w:w="1277"/>
@@ -2440,6 +2461,9 @@
         </w:tc>
       </w:tr>
       <w:tr>
+        <w:trPr>
+          <w:trHeight w:val="215"/>
+        </w:trPr>
         <w:tc>
           <w:tcPr>
             <w:tcW w:type="dxa" w:w="1277"/>
@@ -2678,10 +2702,292 @@
                 <w:sz w:val="20"/>
               </w:rPr>
             </w:r>
+          </w:p>
+        </w:tc>
+      </w:tr>
+      <w:tr xmlns:ns2="http://schemas.microsoft.com/office/word/2010/wordml" xmlns:a="http://schemas.openxmlformats.org/drawingml/2006/main" xmlns:ns4="http://schemas.microsoft.com/office/word/2010/wordprocessingDrawing" xmlns:ns7="http://schemas.microsoft.com/office/drawing/2010/main" xmlns:o="urn:schemas-microsoft-com:office:office" xmlns:v="urn:schemas-microsoft-com:vml" xmlns:wp="http://schemas.openxmlformats.org/drawingml/2006/wordprocessingDrawing" xmlns:wps="http://schemas.microsoft.com/office/word/2010/wordprocessingShape" ns2:paraId="5D6EF380" ns2:textId="77777777">
+        <w:trPr>
+          <w:trHeight w:val="215"/>
+        </w:trPr>
+        <w:tc>
+          <w:tcPr>
+            <w:tcW w:w="1277" w:type="dxa"/>
+          </w:tcPr>
+          <w:p ns2:paraId="7E077CEB" ns2:textId="2CBE32E4">
+            <w:pPr>
+              <w:spacing w:after="120" w:line="240" w:lineRule="auto"/>
+              <w:jc w:val="center"/>
+              <w:rPr>
+                <w:rFonts w:ascii="Times New Roman" w:hAnsi="Times New Roman"/>
+                <w:b/>
+                <w:sz w:val="20"/>
+                <w:szCs w:val="20"/>
+              </w:rPr>
+            </w:pPr>
+            <w:proofErr w:type="spellStart"/>
+            <w:r>
+              <w:rPr>
+                <w:rFonts w:ascii="Times New Roman" w:hAnsi="Times New Roman"/>
+                <w:b/>
+                <w:sz w:val="20"/>
+                <w:szCs w:val="20"/>
+              </w:rPr>
+              <w:t>Компл</w:t>
+            </w:r>
+            <w:proofErr w:type="spellEnd"/>
+            <w:r>
+              <w:rPr>
+                <w:rFonts w:ascii="Times New Roman" w:hAnsi="Times New Roman"/>
+                <w:b/>
+                <w:sz w:val="20"/>
+                <w:szCs w:val="20"/>
+              </w:rPr>
+              <w:t xml:space="preserve">. </w:t>
+            </w:r>
+            <w:proofErr w:type="spellStart"/>
+            <w:r>
+              <w:rPr>
+                <w:rFonts w:ascii="Times New Roman" w:hAnsi="Times New Roman"/>
+                <w:b/>
+                <w:sz w:val="20"/>
+                <w:szCs w:val="20"/>
+              </w:rPr>
+              <w:t>дифф</w:t>
+            </w:r>
+            <w:proofErr w:type="spellEnd"/>
+            <w:r>
+              <w:rPr>
+                <w:rFonts w:ascii="Times New Roman" w:hAnsi="Times New Roman"/>
+                <w:b/>
+                <w:sz w:val="20"/>
+                <w:szCs w:val="20"/>
+              </w:rPr>
+              <w:t>.</w:t>
+            </w:r>
+            <w:r>
+              <w:rPr>
+                <w:rFonts w:ascii="Times New Roman" w:hAnsi="Times New Roman"/>
+                <w:b/>
+                <w:sz w:val="20"/>
+                <w:szCs w:val="20"/>
+              </w:rPr>
+              <w:t xml:space="preserve"> зачет</w:t>
+            </w:r>
+          </w:p>
+        </w:tc>
+        <w:tc>
+          <w:tcPr>
+            <w:tcW w:w="567" w:type="dxa"/>
+          </w:tcPr>
+          <w:p ns2:paraId="00503E55" ns2:textId="5476478E">
+            <w:pPr>
+              <w:spacing w:after="120" w:line="240" w:lineRule="auto"/>
+              <w:jc w:val="center"/>
+              <w:rPr>
+                <w:rFonts w:ascii="Times New Roman" w:hAnsi="Times New Roman"/>
+                <w:b/>
+                <w:sz w:val="20"/>
+                <w:szCs w:val="20"/>
+              </w:rPr>
+            </w:pPr>
+          </w:p>
+        </w:tc>
+        <w:tc>
+          <w:tcPr>
+            <w:tcW w:w="567" w:type="dxa"/>
+          </w:tcPr>
+          <w:p ns2:paraId="2173F934" ns2:textId="4363530F">
+            <w:pPr>
+              <w:spacing w:after="120" w:line="240" w:lineRule="auto"/>
+              <w:jc w:val="center"/>
+              <w:rPr>
+                <w:rFonts w:ascii="Times New Roman" w:hAnsi="Times New Roman"/>
+                <w:b/>
+                <w:sz w:val="20"/>
+                <w:szCs w:val="20"/>
+              </w:rPr>
+            </w:pPr>
+          </w:p>
+        </w:tc>
+        <w:tc>
+          <w:tcPr>
+            <w:tcW w:w="1153" w:type="dxa"/>
+            <w:tcBorders>
+              <w:right w:val="single" w:sz="4" w:space="0" w:color="auto"/>
+            </w:tcBorders>
+          </w:tcPr>
+          <w:p ns2:paraId="792C0DD0" ns2:textId="3F5F3AE6">
+            <w:pPr>
+              <w:spacing w:after="120" w:line="240" w:lineRule="auto"/>
+              <w:jc w:val="center"/>
+              <w:rPr>
+                <w:rFonts w:ascii="Times New Roman" w:hAnsi="Times New Roman"/>
+                <w:b/>
+                <w:sz w:val="20"/>
+                <w:szCs w:val="20"/>
+              </w:rPr>
+            </w:pPr>
+          </w:p>
+        </w:tc>
+        <w:tc>
+          <w:tcPr>
+            <w:tcW w:w="664" w:type="dxa"/>
+            <w:tcBorders>
+              <w:left w:val="single" w:sz="4" w:space="0" w:color="auto"/>
+            </w:tcBorders>
+          </w:tcPr>
+          <w:p ns2:paraId="2A1AEF8E" ns2:textId="12F4409B">
+            <w:pPr>
+              <w:spacing w:after="120" w:line="240" w:lineRule="auto"/>
+              <w:jc w:val="center"/>
+              <w:rPr>
+                <w:rFonts w:ascii="Times New Roman" w:hAnsi="Times New Roman"/>
+                <w:b/>
+                <w:sz w:val="20"/>
+                <w:szCs w:val="20"/>
+              </w:rPr>
+            </w:pPr>
+          </w:p>
+        </w:tc>
+        <w:tc>
+          <w:tcPr>
+            <w:tcW w:w="851" w:type="dxa"/>
+          </w:tcPr>
+          <w:p ns2:paraId="6664F253" ns2:textId="17B310C6">
+            <w:pPr>
+              <w:spacing w:after="120" w:line="240" w:lineRule="auto"/>
+              <w:jc w:val="center"/>
+              <w:rPr>
+                <w:rFonts w:ascii="Times New Roman" w:hAnsi="Times New Roman"/>
+                <w:b/>
+                <w:sz w:val="20"/>
+                <w:szCs w:val="20"/>
+              </w:rPr>
+            </w:pPr>
+            <w:r>
+              <w:rPr>
+                <w:rFonts w:ascii="Times New Roman" w:hAnsi="Times New Roman"/>
+                <w:b/>
+                <w:sz w:val="20"/>
+                <w:szCs w:val="20"/>
+              </w:rPr>
+              <w:t>2</w:t>
+            </w:r>
+          </w:p>
+        </w:tc>
+        <w:tc>
+          <w:tcPr>
+            <w:tcW w:w="850" w:type="dxa"/>
+            <w:tcBorders>
+              <w:right w:val="single" w:sz="4" w:space="0" w:color="auto"/>
+            </w:tcBorders>
+          </w:tcPr>
+          <w:p ns2:paraId="49B14EE4" ns2:textId="64E3C553">
+            <w:pPr>
+              <w:spacing w:after="120" w:line="240" w:lineRule="auto"/>
+              <w:jc w:val="center"/>
+              <w:rPr>
+                <w:rFonts w:ascii="Times New Roman" w:hAnsi="Times New Roman"/>
+                <w:b/>
+                <w:sz w:val="20"/>
+                <w:szCs w:val="20"/>
+              </w:rPr>
+            </w:pPr>
+          </w:p>
+        </w:tc>
+        <w:tc>
+          <w:tcPr>
+            <w:tcW w:w="851" w:type="dxa"/>
+            <w:tcBorders>
+              <w:left w:val="single" w:sz="4" w:space="0" w:color="auto"/>
+            </w:tcBorders>
+          </w:tcPr>
+          <w:p ns2:paraId="322C5A85" ns2:textId="60DBA207">
+            <w:pPr>
+              <w:spacing w:after="120" w:line="240" w:lineRule="auto"/>
+              <w:jc w:val="center"/>
+              <w:rPr>
+                <w:rFonts w:ascii="Times New Roman" w:hAnsi="Times New Roman"/>
+                <w:b/>
+                <w:sz w:val="20"/>
+                <w:szCs w:val="20"/>
+              </w:rPr>
+            </w:pPr>
+          </w:p>
+        </w:tc>
+        <w:tc>
+          <w:tcPr>
+            <w:tcW w:w="840" w:type="dxa"/>
+          </w:tcPr>
+          <w:p ns2:paraId="6A99640D" ns2:textId="5D92B94D">
+            <w:pPr>
+              <w:spacing w:after="120" w:line="240" w:lineRule="auto"/>
+              <w:jc w:val="center"/>
+              <w:rPr>
+                <w:rFonts w:ascii="Times New Roman" w:hAnsi="Times New Roman"/>
+                <w:b/>
+                <w:sz w:val="20"/>
+                <w:szCs w:val="20"/>
+              </w:rPr>
+            </w:pPr>
+          </w:p>
+        </w:tc>
+        <w:tc>
+          <w:tcPr>
+            <w:tcW w:w="882" w:type="dxa"/>
+          </w:tcPr>
+          <w:p ns2:paraId="19A0285B" ns2:textId="42C01281">
+            <w:pPr>
+              <w:spacing w:after="120" w:line="240" w:lineRule="auto"/>
+              <w:jc w:val="center"/>
+              <w:rPr>
+                <w:rFonts w:ascii="Times New Roman" w:hAnsi="Times New Roman"/>
+                <w:b/>
+                <w:sz w:val="20"/>
+                <w:szCs w:val="20"/>
+              </w:rPr>
+            </w:pPr>
+          </w:p>
+        </w:tc>
+        <w:tc>
+          <w:tcPr>
+            <w:tcW w:w="829" w:type="dxa"/>
+          </w:tcPr>
+          <w:p ns2:paraId="3038F889" ns2:textId="6DB1380C">
+            <w:pPr>
+              <w:spacing w:after="120" w:line="240" w:lineRule="auto"/>
+              <w:jc w:val="center"/>
+              <w:rPr>
+                <w:rFonts w:ascii="Times New Roman" w:hAnsi="Times New Roman"/>
+                <w:b/>
+                <w:sz w:val="20"/>
+                <w:szCs w:val="20"/>
+              </w:rPr>
+            </w:pPr>
+          </w:p>
+        </w:tc>
+        <w:tc>
+          <w:tcPr>
+            <w:tcW w:w="1216" w:type="dxa"/>
+          </w:tcPr>
+          <w:p ns2:paraId="14A37291" ns2:textId="2A788C75">
+            <w:pPr>
+              <w:spacing w:after="120" w:line="240" w:lineRule="auto"/>
+              <w:jc w:val="center"/>
+              <w:rPr>
+                <w:rFonts w:ascii="Times New Roman" w:hAnsi="Times New Roman"/>
+                <w:b/>
+                <w:sz w:val="20"/>
+                <w:szCs w:val="20"/>
+              </w:rPr>
+            </w:pPr>
           </w:p>
         </w:tc>
       </w:tr>
       <w:tr>
+        <w:trPr>
+          <w:trHeight w:val="215"/>
+        </w:trPr>
         <w:tc>
           <w:tcPr>
             <w:tcW w:type="dxa" w:w="1277"/>
@@ -2696,9 +3002,10 @@
             <w:r>
               <w:rPr>
                 <w:rFonts w:ascii="Times New Roman" w:hAnsi="Times New Roman" w:eastAsia="Times New Roman" w:cs="Times New Roman"/>
-                <w:b w:val="0"/>
-                <w:sz w:val="20"/>
-              </w:rPr>
+                <w:b/>
+                <w:sz w:val="20"/>
+              </w:rPr>
+              <w:t>Практика</w:t>
             </w:r>
           </w:p>
         </w:tc>
@@ -2716,9 +3023,10 @@
             <w:r>
               <w:rPr>
                 <w:rFonts w:ascii="Times New Roman" w:hAnsi="Times New Roman" w:eastAsia="Times New Roman" w:cs="Times New Roman"/>
-                <w:b w:val="0"/>
-                <w:sz w:val="20"/>
-              </w:rPr>
+                <w:b/>
+                <w:sz w:val="20"/>
+              </w:rPr>
+              <w:t>-</w:t>
             </w:r>
           </w:p>
         </w:tc>
@@ -2736,9 +3044,10 @@
             <w:r>
               <w:rPr>
                 <w:rFonts w:ascii="Times New Roman" w:hAnsi="Times New Roman" w:eastAsia="Times New Roman" w:cs="Times New Roman"/>
-                <w:b w:val="0"/>
-                <w:sz w:val="20"/>
-              </w:rPr>
+                <w:b/>
+                <w:sz w:val="20"/>
+              </w:rPr>
+              <w:t>-</w:t>
             </w:r>
           </w:p>
         </w:tc>
@@ -2756,9 +3065,10 @@
             <w:r>
               <w:rPr>
                 <w:rFonts w:ascii="Times New Roman" w:hAnsi="Times New Roman" w:eastAsia="Times New Roman" w:cs="Times New Roman"/>
-                <w:b w:val="0"/>
-                <w:sz w:val="20"/>
-              </w:rPr>
+                <w:b/>
+                <w:sz w:val="20"/>
+              </w:rPr>
+              <w:t>-</w:t>
             </w:r>
           </w:p>
         </w:tc>
@@ -2776,9 +3086,10 @@
             <w:r>
               <w:rPr>
                 <w:rFonts w:ascii="Times New Roman" w:hAnsi="Times New Roman" w:eastAsia="Times New Roman" w:cs="Times New Roman"/>
-                <w:b w:val="0"/>
-                <w:sz w:val="20"/>
-              </w:rPr>
+                <w:b/>
+                <w:sz w:val="20"/>
+              </w:rPr>
+              <w:t>-</w:t>
             </w:r>
           </w:p>
         </w:tc>
@@ -2796,9 +3107,10 @@
             <w:r>
               <w:rPr>
                 <w:rFonts w:ascii="Times New Roman" w:hAnsi="Times New Roman" w:eastAsia="Times New Roman" w:cs="Times New Roman"/>
-                <w:b w:val="0"/>
-                <w:sz w:val="20"/>
-              </w:rPr>
+                <w:b/>
+                <w:sz w:val="20"/>
+              </w:rPr>
+              <w:t>-</w:t>
             </w:r>
           </w:p>
         </w:tc>
@@ -2816,9 +3128,10 @@
             <w:r>
               <w:rPr>
                 <w:rFonts w:ascii="Times New Roman" w:hAnsi="Times New Roman" w:eastAsia="Times New Roman" w:cs="Times New Roman"/>
-                <w:b w:val="0"/>
-                <w:sz w:val="20"/>
-              </w:rPr>
+                <w:b/>
+                <w:sz w:val="20"/>
+              </w:rPr>
+              <w:t>-</w:t>
             </w:r>
           </w:p>
         </w:tc>
@@ -2836,9 +3149,10 @@
             <w:r>
               <w:rPr>
                 <w:rFonts w:ascii="Times New Roman" w:hAnsi="Times New Roman" w:eastAsia="Times New Roman" w:cs="Times New Roman"/>
-                <w:b w:val="0"/>
-                <w:sz w:val="20"/>
-              </w:rPr>
+                <w:b/>
+                <w:sz w:val="20"/>
+              </w:rPr>
+              <w:t>-</w:t>
             </w:r>
           </w:p>
         </w:tc>
@@ -2856,9 +3170,10 @@
             <w:r>
               <w:rPr>
                 <w:rFonts w:ascii="Times New Roman" w:hAnsi="Times New Roman" w:eastAsia="Times New Roman" w:cs="Times New Roman"/>
-                <w:b w:val="0"/>
-                <w:sz w:val="20"/>
-              </w:rPr>
+                <w:b/>
+                <w:sz w:val="20"/>
+              </w:rPr>
+              <w:t>-</w:t>
             </w:r>
           </w:p>
         </w:tc>
@@ -2876,9 +3191,10 @@
             <w:r>
               <w:rPr>
                 <w:rFonts w:ascii="Times New Roman" w:hAnsi="Times New Roman" w:eastAsia="Times New Roman" w:cs="Times New Roman"/>
-                <w:b w:val="0"/>
-                <w:sz w:val="20"/>
-              </w:rPr>
+                <w:b/>
+                <w:sz w:val="20"/>
+              </w:rPr>
+              <w:t>-</w:t>
             </w:r>
           </w:p>
         </w:tc>
@@ -2896,9 +3212,10 @@
             <w:r>
               <w:rPr>
                 <w:rFonts w:ascii="Times New Roman" w:hAnsi="Times New Roman" w:eastAsia="Times New Roman" w:cs="Times New Roman"/>
-                <w:b w:val="0"/>
-                <w:sz w:val="20"/>
-              </w:rPr>
+                <w:b/>
+                <w:sz w:val="20"/>
+              </w:rPr>
+              <w:t>-</w:t>
             </w:r>
           </w:p>
         </w:tc>
@@ -2916,268 +3233,18 @@
             <w:r>
               <w:rPr>
                 <w:rFonts w:ascii="Times New Roman" w:hAnsi="Times New Roman" w:eastAsia="Times New Roman" w:cs="Times New Roman"/>
-                <w:b w:val="0"/>
-                <w:sz w:val="20"/>
-              </w:rPr>
+                <w:b/>
+                <w:sz w:val="20"/>
+              </w:rPr>
+              <w:t>-</w:t>
             </w:r>
           </w:p>
         </w:tc>
       </w:tr>
       <w:tr>
-        <w:tc>
-          <w:tcPr>
-            <w:tcW w:type="dxa" w:w="1277"/>
-            <w:vAlign w:val="center"/>
-          </w:tcPr>
-          <w:p>
-            <w:pPr>
-              <w:spacing w:before="0" w:after="0" w:line="240" w:lineRule="auto"/>
-              <w:jc w:val="center"/>
-            </w:pPr>
-            <w:r/>
-            <w:r>
-              <w:rPr>
-                <w:rFonts w:ascii="Times New Roman" w:hAnsi="Times New Roman" w:eastAsia="Times New Roman" w:cs="Times New Roman"/>
-                <w:b/>
-                <w:sz w:val="20"/>
-              </w:rPr>
-              <w:t>Практика</w:t>
-            </w:r>
-          </w:p>
-        </w:tc>
-        <w:tc>
-          <w:tcPr>
-            <w:tcW w:type="dxa" w:w="567"/>
-            <w:vAlign w:val="center"/>
-          </w:tcPr>
-          <w:p>
-            <w:pPr>
-              <w:spacing w:before="0" w:after="0" w:line="240" w:lineRule="auto"/>
-              <w:jc w:val="center"/>
-            </w:pPr>
-            <w:r/>
-            <w:r>
-              <w:rPr>
-                <w:rFonts w:ascii="Times New Roman" w:hAnsi="Times New Roman" w:eastAsia="Times New Roman" w:cs="Times New Roman"/>
-                <w:b/>
-                <w:sz w:val="20"/>
-              </w:rPr>
-              <w:t>-</w:t>
-            </w:r>
-          </w:p>
-        </w:tc>
-        <w:tc>
-          <w:tcPr>
-            <w:tcW w:type="dxa" w:w="567"/>
-            <w:vAlign w:val="center"/>
-          </w:tcPr>
-          <w:p>
-            <w:pPr>
-              <w:spacing w:before="0" w:after="0" w:line="240" w:lineRule="auto"/>
-              <w:jc w:val="center"/>
-            </w:pPr>
-            <w:r/>
-            <w:r>
-              <w:rPr>
-                <w:rFonts w:ascii="Times New Roman" w:hAnsi="Times New Roman" w:eastAsia="Times New Roman" w:cs="Times New Roman"/>
-                <w:b/>
-                <w:sz w:val="20"/>
-              </w:rPr>
-              <w:t>-</w:t>
-            </w:r>
-          </w:p>
-        </w:tc>
-        <w:tc>
-          <w:tcPr>
-            <w:tcW w:type="dxa" w:w="1153"/>
-            <w:vAlign w:val="center"/>
-          </w:tcPr>
-          <w:p>
-            <w:pPr>
-              <w:spacing w:before="0" w:after="0" w:line="240" w:lineRule="auto"/>
-              <w:jc w:val="center"/>
-            </w:pPr>
-            <w:r/>
-            <w:r>
-              <w:rPr>
-                <w:rFonts w:ascii="Times New Roman" w:hAnsi="Times New Roman" w:eastAsia="Times New Roman" w:cs="Times New Roman"/>
-                <w:b/>
-                <w:sz w:val="20"/>
-              </w:rPr>
-              <w:t>-</w:t>
-            </w:r>
-          </w:p>
-        </w:tc>
-        <w:tc>
-          <w:tcPr>
-            <w:tcW w:type="dxa" w:w="664"/>
-            <w:vAlign w:val="center"/>
-          </w:tcPr>
-          <w:p>
-            <w:pPr>
-              <w:spacing w:before="0" w:after="0" w:line="240" w:lineRule="auto"/>
-              <w:jc w:val="center"/>
-            </w:pPr>
-            <w:r/>
-            <w:r>
-              <w:rPr>
-                <w:rFonts w:ascii="Times New Roman" w:hAnsi="Times New Roman" w:eastAsia="Times New Roman" w:cs="Times New Roman"/>
-                <w:b/>
-                <w:sz w:val="20"/>
-              </w:rPr>
-              <w:t>-</w:t>
-            </w:r>
-          </w:p>
-        </w:tc>
-        <w:tc>
-          <w:tcPr>
-            <w:tcW w:type="dxa" w:w="851"/>
-            <w:vAlign w:val="center"/>
-          </w:tcPr>
-          <w:p>
-            <w:pPr>
-              <w:spacing w:before="0" w:after="0" w:line="240" w:lineRule="auto"/>
-              <w:jc w:val="center"/>
-            </w:pPr>
-            <w:r/>
-            <w:r>
-              <w:rPr>
-                <w:rFonts w:ascii="Times New Roman" w:hAnsi="Times New Roman" w:eastAsia="Times New Roman" w:cs="Times New Roman"/>
-                <w:b/>
-                <w:sz w:val="20"/>
-              </w:rPr>
-              <w:t>-</w:t>
-            </w:r>
-          </w:p>
-        </w:tc>
-        <w:tc>
-          <w:tcPr>
-            <w:tcW w:type="dxa" w:w="850"/>
-            <w:vAlign w:val="center"/>
-          </w:tcPr>
-          <w:p>
-            <w:pPr>
-              <w:spacing w:before="0" w:after="0" w:line="240" w:lineRule="auto"/>
-              <w:jc w:val="center"/>
-            </w:pPr>
-            <w:r/>
-            <w:r>
-              <w:rPr>
-                <w:rFonts w:ascii="Times New Roman" w:hAnsi="Times New Roman" w:eastAsia="Times New Roman" w:cs="Times New Roman"/>
-                <w:b/>
-                <w:sz w:val="20"/>
-              </w:rPr>
-              <w:t>-</w:t>
-            </w:r>
-          </w:p>
-        </w:tc>
-        <w:tc>
-          <w:tcPr>
-            <w:tcW w:type="dxa" w:w="851"/>
-            <w:vAlign w:val="center"/>
-          </w:tcPr>
-          <w:p>
-            <w:pPr>
-              <w:spacing w:before="0" w:after="0" w:line="240" w:lineRule="auto"/>
-              <w:jc w:val="center"/>
-            </w:pPr>
-            <w:r/>
-            <w:r>
-              <w:rPr>
-                <w:rFonts w:ascii="Times New Roman" w:hAnsi="Times New Roman" w:eastAsia="Times New Roman" w:cs="Times New Roman"/>
-                <w:b/>
-                <w:sz w:val="20"/>
-              </w:rPr>
-              <w:t>-</w:t>
-            </w:r>
-          </w:p>
-        </w:tc>
-        <w:tc>
-          <w:tcPr>
-            <w:tcW w:type="dxa" w:w="840"/>
-            <w:vAlign w:val="center"/>
-          </w:tcPr>
-          <w:p>
-            <w:pPr>
-              <w:spacing w:before="0" w:after="0" w:line="240" w:lineRule="auto"/>
-              <w:jc w:val="center"/>
-            </w:pPr>
-            <w:r/>
-            <w:r>
-              <w:rPr>
-                <w:rFonts w:ascii="Times New Roman" w:hAnsi="Times New Roman" w:eastAsia="Times New Roman" w:cs="Times New Roman"/>
-                <w:b/>
-                <w:sz w:val="20"/>
-              </w:rPr>
-              <w:t>-</w:t>
-            </w:r>
-          </w:p>
-        </w:tc>
-        <w:tc>
-          <w:tcPr>
-            <w:tcW w:type="dxa" w:w="882"/>
-            <w:vAlign w:val="center"/>
-          </w:tcPr>
-          <w:p>
-            <w:pPr>
-              <w:spacing w:before="0" w:after="0" w:line="240" w:lineRule="auto"/>
-              <w:jc w:val="center"/>
-            </w:pPr>
-            <w:r/>
-            <w:r>
-              <w:rPr>
-                <w:rFonts w:ascii="Times New Roman" w:hAnsi="Times New Roman" w:eastAsia="Times New Roman" w:cs="Times New Roman"/>
-                <w:b/>
-                <w:sz w:val="20"/>
-              </w:rPr>
-              <w:t>-</w:t>
-            </w:r>
-          </w:p>
-        </w:tc>
-        <w:tc>
-          <w:tcPr>
-            <w:tcW w:type="dxa" w:w="829"/>
-            <w:vAlign w:val="center"/>
-          </w:tcPr>
-          <w:p>
-            <w:pPr>
-              <w:spacing w:before="0" w:after="0" w:line="240" w:lineRule="auto"/>
-              <w:jc w:val="center"/>
-            </w:pPr>
-            <w:r/>
-            <w:r>
-              <w:rPr>
-                <w:rFonts w:ascii="Times New Roman" w:hAnsi="Times New Roman" w:eastAsia="Times New Roman" w:cs="Times New Roman"/>
-                <w:b/>
-                <w:sz w:val="20"/>
-              </w:rPr>
-              <w:t>-</w:t>
-            </w:r>
-          </w:p>
-        </w:tc>
-        <w:tc>
-          <w:tcPr>
-            <w:tcW w:type="dxa" w:w="1216"/>
-            <w:vAlign w:val="center"/>
-          </w:tcPr>
-          <w:p>
-            <w:pPr>
-              <w:spacing w:before="0" w:after="0" w:line="240" w:lineRule="auto"/>
-              <w:jc w:val="center"/>
-            </w:pPr>
-            <w:r/>
-            <w:r>
-              <w:rPr>
-                <w:rFonts w:ascii="Times New Roman" w:hAnsi="Times New Roman" w:eastAsia="Times New Roman" w:cs="Times New Roman"/>
-                <w:b/>
-                <w:sz w:val="20"/>
-              </w:rPr>
-              <w:t>-</w:t>
-            </w:r>
-          </w:p>
-        </w:tc>
-      </w:tr>
-      <w:tr>
+        <w:trPr>
+          <w:trHeight w:val="215"/>
+        </w:trPr>
         <w:tc>
           <w:tcPr>
             <w:tcW w:type="dxa" w:w="1277"/>
@@ -3503,6 +3570,9 @@
         <w:gridCol w:w="856"/>
       </w:tblGrid>
       <w:tr>
+        <w:trPr>
+          <w:trHeight w:val="20"/>
+        </w:trPr>
         <w:tc>
           <w:tcPr>
             <w:tcW w:type="dxa" w:w="501"/>
@@ -3733,6 +3803,9 @@
         </w:tc>
       </w:tr>
       <w:tr>
+        <w:trPr>
+          <w:trHeight w:val="230"/>
+        </w:trPr>
         <w:tc>
           <w:tcPr>
             <w:tcW w:type="dxa" w:w="501"/>
@@ -3860,6 +3933,9 @@
         </w:tc>
       </w:tr>
       <w:tr>
+        <w:trPr>
+          <w:trHeight w:val="1695"/>
+        </w:trPr>
         <w:tc>
           <w:tcPr>
             <w:tcW w:type="dxa" w:w="501"/>
@@ -3967,6 +4043,9 @@
         </w:tc>
       </w:tr>
       <w:tr>
+        <w:trPr>
+          <w:trHeight w:val="20"/>
+        </w:trPr>
         <w:tc>
           <w:tcPr>
             <w:tcW w:type="dxa" w:w="501"/>
@@ -4200,6 +4279,9 @@
         </w:tc>
       </w:tr>
       <w:tr>
+        <w:trPr>
+          <w:trHeight w:val="20"/>
+        </w:trPr>
         <w:tc>
           <w:tcPr>
             <w:tcW w:type="dxa" w:w="501"/>
@@ -4328,6 +4410,9 @@
         </w:tc>
       </w:tr>
       <w:tr>
+        <w:trPr>
+          <w:trHeight w:val="20"/>
+        </w:trPr>
         <w:tc>
           <w:tcPr>
             <w:tcW w:type="dxa" w:w="501"/>
@@ -4441,6 +4526,9 @@
         </w:tc>
       </w:tr>
       <w:tr>
+        <w:trPr>
+          <w:trHeight w:val="20"/>
+        </w:trPr>
         <w:tc>
           <w:tcPr>
             <w:tcW w:type="dxa" w:w="501"/>
@@ -4644,6 +4732,9 @@
         </w:tc>
       </w:tr>
       <w:tr>
+        <w:trPr>
+          <w:trHeight w:val="20"/>
+        </w:trPr>
         <w:tc>
           <w:tcPr>
             <w:tcW w:type="dxa" w:w="501"/>
@@ -4847,6 +4938,9 @@
         </w:tc>
       </w:tr>
       <w:tr>
+        <w:trPr>
+          <w:trHeight w:val="20"/>
+        </w:trPr>
         <w:tc>
           <w:tcPr>
             <w:tcW w:type="dxa" w:w="501"/>
@@ -5050,6 +5144,9 @@
         </w:tc>
       </w:tr>
       <w:tr>
+        <w:trPr>
+          <w:trHeight w:val="20"/>
+        </w:trPr>
         <w:tc>
           <w:tcPr>
             <w:tcW w:type="dxa" w:w="501"/>
@@ -5253,6 +5350,9 @@
         </w:tc>
       </w:tr>
       <w:tr>
+        <w:trPr>
+          <w:trHeight w:val="20"/>
+        </w:trPr>
         <w:tc>
           <w:tcPr>
             <w:tcW w:type="dxa" w:w="501"/>
@@ -5456,6 +5556,9 @@
         </w:tc>
       </w:tr>
       <w:tr>
+        <w:trPr>
+          <w:trHeight w:val="20"/>
+        </w:trPr>
         <w:tc>
           <w:tcPr>
             <w:tcW w:type="dxa" w:w="501"/>
@@ -5659,6 +5762,9 @@
         </w:tc>
       </w:tr>
       <w:tr>
+        <w:trPr>
+          <w:trHeight w:val="20"/>
+        </w:trPr>
         <w:tc>
           <w:tcPr>
             <w:tcW w:type="dxa" w:w="501"/>
@@ -5877,6 +5983,9 @@
         </w:tc>
       </w:tr>
       <w:tr>
+        <w:trPr>
+          <w:trHeight w:val="20"/>
+        </w:trPr>
         <w:tc>
           <w:tcPr>
             <w:tcW w:type="dxa" w:w="501"/>
@@ -6095,6 +6204,9 @@
         </w:tc>
       </w:tr>
       <w:tr>
+        <w:trPr>
+          <w:trHeight w:val="20"/>
+        </w:trPr>
         <w:tc>
           <w:tcPr>
             <w:tcW w:type="dxa" w:w="501"/>
@@ -6313,6 +6425,9 @@
         </w:tc>
       </w:tr>
       <w:tr>
+        <w:trPr>
+          <w:trHeight w:val="20"/>
+        </w:trPr>
         <w:tc>
           <w:tcPr>
             <w:tcW w:type="dxa" w:w="501"/>
@@ -6531,6 +6646,9 @@
         </w:tc>
       </w:tr>
       <w:tr>
+        <w:trPr>
+          <w:trHeight w:val="20"/>
+        </w:trPr>
         <w:tc>
           <w:tcPr>
             <w:tcW w:type="dxa" w:w="501"/>
@@ -6749,6 +6867,9 @@
         </w:tc>
       </w:tr>
       <w:tr>
+        <w:trPr>
+          <w:trHeight w:val="20"/>
+        </w:trPr>
         <w:tc>
           <w:tcPr>
             <w:tcW w:type="dxa" w:w="501"/>
@@ -6967,6 +7088,9 @@
         </w:tc>
       </w:tr>
       <w:tr>
+        <w:trPr>
+          <w:trHeight w:val="20"/>
+        </w:trPr>
         <w:tc>
           <w:tcPr>
             <w:tcW w:type="dxa" w:w="501"/>
@@ -7080,6 +7204,9 @@
         </w:tc>
       </w:tr>
       <w:tr>
+        <w:trPr>
+          <w:trHeight w:val="20"/>
+        </w:trPr>
         <w:tc>
           <w:tcPr>
             <w:tcW w:type="dxa" w:w="501"/>
@@ -7283,6 +7410,9 @@
         </w:tc>
       </w:tr>
       <w:tr>
+        <w:trPr>
+          <w:trHeight w:val="20"/>
+        </w:trPr>
         <w:tc>
           <w:tcPr>
             <w:tcW w:type="dxa" w:w="501"/>
@@ -7486,6 +7616,9 @@
         </w:tc>
       </w:tr>
       <w:tr>
+        <w:trPr>
+          <w:trHeight w:val="20"/>
+        </w:trPr>
         <w:tc>
           <w:tcPr>
             <w:tcW w:type="dxa" w:w="501"/>
@@ -7689,6 +7822,9 @@
         </w:tc>
       </w:tr>
       <w:tr>
+        <w:trPr>
+          <w:trHeight w:val="20"/>
+        </w:trPr>
         <w:tc>
           <w:tcPr>
             <w:tcW w:type="dxa" w:w="501"/>
@@ -7892,6 +8028,9 @@
         </w:tc>
       </w:tr>
       <w:tr>
+        <w:trPr>
+          <w:trHeight w:val="20"/>
+        </w:trPr>
         <w:tc>
           <w:tcPr>
             <w:tcW w:type="dxa" w:w="501"/>
@@ -8095,6 +8234,9 @@
         </w:tc>
       </w:tr>
       <w:tr>
+        <w:trPr>
+          <w:trHeight w:val="20"/>
+        </w:trPr>
         <w:tc>
           <w:tcPr>
             <w:tcW w:type="dxa" w:w="501"/>
@@ -8313,6 +8455,9 @@
         </w:tc>
       </w:tr>
       <w:tr>
+        <w:trPr>
+          <w:trHeight w:val="20"/>
+        </w:trPr>
         <w:tc>
           <w:tcPr>
             <w:tcW w:type="dxa" w:w="501"/>
@@ -8531,6 +8676,9 @@
         </w:tc>
       </w:tr>
       <w:tr>
+        <w:trPr>
+          <w:trHeight w:val="20"/>
+        </w:trPr>
         <w:tc>
           <w:tcPr>
             <w:tcW w:type="dxa" w:w="501"/>
@@ -8749,6 +8897,9 @@
         </w:tc>
       </w:tr>
       <w:tr>
+        <w:trPr>
+          <w:trHeight w:val="20"/>
+        </w:trPr>
         <w:tc>
           <w:tcPr>
             <w:tcW w:type="dxa" w:w="501"/>
@@ -8967,6 +9118,9 @@
         </w:tc>
       </w:tr>
       <w:tr>
+        <w:trPr>
+          <w:trHeight w:val="20"/>
+        </w:trPr>
         <w:tc>
           <w:tcPr>
             <w:tcW w:type="dxa" w:w="501"/>
@@ -9185,6 +9339,9 @@
         </w:tc>
       </w:tr>
       <w:tr>
+        <w:trPr>
+          <w:trHeight w:val="20"/>
+        </w:trPr>
         <w:tc>
           <w:tcPr>
             <w:tcW w:type="dxa" w:w="501"/>
@@ -9403,6 +9560,9 @@
         </w:tc>
       </w:tr>
       <w:tr>
+        <w:trPr>
+          <w:trHeight w:val="20"/>
+        </w:trPr>
         <w:tc>
           <w:tcPr>
             <w:tcW w:type="dxa" w:w="501"/>
@@ -9516,6 +9676,9 @@
         </w:tc>
       </w:tr>
       <w:tr>
+        <w:trPr>
+          <w:trHeight w:val="20"/>
+        </w:trPr>
         <w:tc>
           <w:tcPr>
             <w:tcW w:type="dxa" w:w="501"/>

--- a/KTP/КТП МДК 02.02 С-21.docx
+++ b/KTP/КТП МДК 02.02 С-21.docx
@@ -1,6 +1,6 @@
 
 <file path=word/document.xml><?xml version="1.0" encoding="utf-8"?>
-<w:document xmlns:mc="http://schemas.openxmlformats.org/markup-compatibility/2006" xmlns:w="http://schemas.openxmlformats.org/wordprocessingml/2006/main" mc:Ignorable="w14 wp14">
+<w:document xmlns:mc="http://schemas.openxmlformats.org/markup-compatibility/2006" xmlns:ns2="http://schemas.microsoft.com/office/word/2010/wordml" xmlns:w="http://schemas.openxmlformats.org/wordprocessingml/2006/main" mc:Ignorable="w14 wp14">
   <w:body>
     <w:p>
       <w:pPr>
@@ -2705,7 +2705,7 @@
           </w:p>
         </w:tc>
       </w:tr>
-      <w:tr xmlns:ns2="http://schemas.microsoft.com/office/word/2010/wordml" xmlns:a="http://schemas.openxmlformats.org/drawingml/2006/main" xmlns:ns4="http://schemas.microsoft.com/office/word/2010/wordprocessingDrawing" xmlns:ns7="http://schemas.microsoft.com/office/drawing/2010/main" xmlns:o="urn:schemas-microsoft-com:office:office" xmlns:v="urn:schemas-microsoft-com:vml" xmlns:wp="http://schemas.openxmlformats.org/drawingml/2006/wordprocessingDrawing" xmlns:wps="http://schemas.microsoft.com/office/word/2010/wordprocessingShape" ns2:paraId="5D6EF380" ns2:textId="77777777">
+      <w:tr ns2:paraId="5D6EF380" ns2:textId="77777777">
         <w:trPr>
           <w:trHeight w:val="215"/>
         </w:trPr>
@@ -4678,7 +4678,7 @@
                 <w:b w:val="0"/>
                 <w:sz w:val="20"/>
               </w:rPr>
-              <w:t>ОИ1</w:t>
+              <w:t xml:space="preserve">ДИ4</w:t>
             </w:r>
           </w:p>
         </w:tc>
@@ -4699,7 +4699,7 @@
                 <w:b w:val="0"/>
                 <w:sz w:val="20"/>
               </w:rPr>
-              <w:t xml:space="preserve">ДИ 4, с. 5-22</w:t>
+              <w:t xml:space="preserve">с. 5-22</w:t>
             </w:r>
           </w:p>
         </w:tc>
@@ -4884,7 +4884,7 @@
                 <w:b w:val="0"/>
                 <w:sz w:val="20"/>
               </w:rPr>
-              <w:t>ОИ1</w:t>
+              <w:t xml:space="preserve">ДИ4</w:t>
             </w:r>
           </w:p>
         </w:tc>
@@ -4905,7 +4905,7 @@
                 <w:b w:val="0"/>
                 <w:sz w:val="20"/>
               </w:rPr>
-              <w:t xml:space="preserve">ДИ 4, с. 23-42</w:t>
+              <w:t xml:space="preserve">с. 23-42</w:t>
             </w:r>
           </w:p>
         </w:tc>
@@ -5090,7 +5090,7 @@
                 <w:b w:val="0"/>
                 <w:sz w:val="20"/>
               </w:rPr>
-              <w:t>ОИ1</w:t>
+              <w:t xml:space="preserve">ДИ4</w:t>
             </w:r>
           </w:p>
         </w:tc>
@@ -5111,7 +5111,7 @@
                 <w:b w:val="0"/>
                 <w:sz w:val="20"/>
               </w:rPr>
-              <w:t xml:space="preserve">ДИ 4, с. 43-62</w:t>
+              <w:t xml:space="preserve">с. 43-62</w:t>
             </w:r>
           </w:p>
         </w:tc>
@@ -5296,7 +5296,7 @@
                 <w:b w:val="0"/>
                 <w:sz w:val="20"/>
               </w:rPr>
-              <w:t>ОИ1</w:t>
+              <w:t xml:space="preserve">ДИ4</w:t>
             </w:r>
           </w:p>
         </w:tc>
@@ -5317,7 +5317,7 @@
                 <w:b w:val="0"/>
                 <w:sz w:val="20"/>
               </w:rPr>
-              <w:t xml:space="preserve">ДИ 4, с. 63-82</w:t>
+              <w:t xml:space="preserve">с. 63-82</w:t>
             </w:r>
           </w:p>
         </w:tc>
@@ -5502,7 +5502,7 @@
                 <w:b w:val="0"/>
                 <w:sz w:val="20"/>
               </w:rPr>
-              <w:t>ОИ1</w:t>
+              <w:t xml:space="preserve">ДИ5</w:t>
             </w:r>
           </w:p>
         </w:tc>
@@ -5523,7 +5523,7 @@
                 <w:b w:val="0"/>
                 <w:sz w:val="20"/>
               </w:rPr>
-              <w:t xml:space="preserve">ДИ 5, с. 29-48</w:t>
+              <w:t xml:space="preserve">с. 29-48</w:t>
             </w:r>
           </w:p>
         </w:tc>
@@ -5708,7 +5708,7 @@
                 <w:b w:val="0"/>
                 <w:sz w:val="20"/>
               </w:rPr>
-              <w:t>ОИ1</w:t>
+              <w:t xml:space="preserve">ДИ5</w:t>
             </w:r>
           </w:p>
         </w:tc>
@@ -5729,7 +5729,7 @@
                 <w:b w:val="0"/>
                 <w:sz w:val="20"/>
               </w:rPr>
-              <w:t xml:space="preserve">ДИ 5, с. 49-70</w:t>
+              <w:t xml:space="preserve">с. 49-70</w:t>
             </w:r>
           </w:p>
         </w:tc>
@@ -7356,7 +7356,7 @@
                 <w:b w:val="0"/>
                 <w:sz w:val="20"/>
               </w:rPr>
-              <w:t>ОИ1</w:t>
+              <w:t xml:space="preserve">ДИ5</w:t>
             </w:r>
           </w:p>
         </w:tc>
@@ -7377,7 +7377,7 @@
                 <w:b w:val="0"/>
                 <w:sz w:val="20"/>
               </w:rPr>
-              <w:t xml:space="preserve">ДИ 5, с. 71-88</w:t>
+              <w:t xml:space="preserve">с. 71-88</w:t>
             </w:r>
           </w:p>
         </w:tc>
@@ -7562,7 +7562,7 @@
                 <w:b w:val="0"/>
                 <w:sz w:val="20"/>
               </w:rPr>
-              <w:t>ОИ1</w:t>
+              <w:t xml:space="preserve">ДИ5</w:t>
             </w:r>
           </w:p>
         </w:tc>
@@ -7583,7 +7583,7 @@
                 <w:b w:val="0"/>
                 <w:sz w:val="20"/>
               </w:rPr>
-              <w:t xml:space="preserve">ДИ 5, с. 89-106</w:t>
+              <w:t xml:space="preserve">с. 89-106</w:t>
             </w:r>
           </w:p>
         </w:tc>
@@ -7768,7 +7768,7 @@
                 <w:b w:val="0"/>
                 <w:sz w:val="20"/>
               </w:rPr>
-              <w:t>ОИ1</w:t>
+              <w:t xml:space="preserve">ДИ2</w:t>
             </w:r>
           </w:p>
         </w:tc>
@@ -7789,7 +7789,7 @@
                 <w:b w:val="0"/>
                 <w:sz w:val="20"/>
               </w:rPr>
-              <w:t xml:space="preserve">ДИ 2, с. 30-48</w:t>
+              <w:t xml:space="preserve">с. 30-48</w:t>
             </w:r>
           </w:p>
         </w:tc>
@@ -7974,7 +7974,7 @@
                 <w:b w:val="0"/>
                 <w:sz w:val="20"/>
               </w:rPr>
-              <w:t>ОИ1</w:t>
+              <w:t xml:space="preserve">ДИ2</w:t>
             </w:r>
           </w:p>
         </w:tc>
@@ -7995,7 +7995,7 @@
                 <w:b w:val="0"/>
                 <w:sz w:val="20"/>
               </w:rPr>
-              <w:t xml:space="preserve">ДИ 2, с. 49-66</w:t>
+              <w:t xml:space="preserve">с. 49-66</w:t>
             </w:r>
           </w:p>
         </w:tc>
@@ -8180,7 +8180,7 @@
                 <w:b w:val="0"/>
                 <w:sz w:val="20"/>
               </w:rPr>
-              <w:t>ОИ1</w:t>
+              <w:t xml:space="preserve">ДИ2</w:t>
             </w:r>
           </w:p>
         </w:tc>
@@ -8201,7 +8201,7 @@
                 <w:b w:val="0"/>
                 <w:sz w:val="20"/>
               </w:rPr>
-              <w:t xml:space="preserve">ДИ 2, с. 67-84</w:t>
+              <w:t xml:space="preserve">с. 67-84</w:t>
             </w:r>
           </w:p>
         </w:tc>

--- a/KTP/КТП МДК 02.02 С-21.docx
+++ b/KTP/КТП МДК 02.02 С-21.docx
@@ -459,7 +459,7 @@
           <w:sz w:val="24"/>
           <w:u w:val="single"/>
         </w:rPr>
-        <w:t>50</w:t>
+        <w:t>48</w:t>
       </w:r>
       <w:r>
         <w:rPr>
@@ -527,7 +527,7 @@
           <w:sz w:val="24"/>
           <w:u w:val="single"/>
         </w:rPr>
-        <w:t>50</w:t>
+        <w:t>48</w:t>
       </w:r>
       <w:r>
         <w:rPr>
@@ -576,7 +576,7 @@
           <w:sz w:val="24"/>
           <w:u w:val="single"/>
         </w:rPr>
-        <w:t>22</w:t>
+        <w:t>20</w:t>
       </w:r>
       <w:r>
         <w:rPr>
@@ -585,7 +585,7 @@
           <w:sz w:val="24"/>
           <w:u w:val="none"/>
         </w:rPr>
-        <w:t>___ (часа);                    практические занятия __</w:t>
+        <w:t>___ (часов);                    практические занятия __</w:t>
       </w:r>
       <w:r>
         <w:rPr>
@@ -1797,7 +1797,7 @@
                 <w:b/>
                 <w:sz w:val="20"/>
               </w:rPr>
-              <w:t>50</w:t>
+              <w:t xml:space="preserve">48</w:t>
             </w:r>
           </w:p>
         </w:tc>
@@ -1818,7 +1818,7 @@
                 <w:b/>
                 <w:sz w:val="20"/>
               </w:rPr>
-              <w:t>50</w:t>
+              <w:t xml:space="preserve">48</w:t>
             </w:r>
           </w:p>
         </w:tc>
@@ -1839,7 +1839,7 @@
                 <w:b/>
                 <w:sz w:val="20"/>
               </w:rPr>
-              <w:t>22</w:t>
+              <w:t xml:space="preserve">20</w:t>
             </w:r>
           </w:p>
         </w:tc>
@@ -1881,7 +1881,7 @@
                 <w:b/>
                 <w:sz w:val="20"/>
               </w:rPr>
-              <w:t>26</w:t>
+              <w:t xml:space="preserve">26</w:t>
             </w:r>
           </w:p>
         </w:tc>
@@ -3323,7 +3323,7 @@
                 <w:b/>
                 <w:sz w:val="20"/>
               </w:rPr>
-              <w:t>50</w:t>
+              <w:t xml:space="preserve">48</w:t>
             </w:r>
           </w:p>
         </w:tc>
@@ -3344,7 +3344,7 @@
                 <w:b/>
                 <w:sz w:val="20"/>
               </w:rPr>
-              <w:t>50</w:t>
+              <w:t xml:space="preserve">48</w:t>
             </w:r>
           </w:p>
         </w:tc>
@@ -3365,7 +3365,7 @@
                 <w:b/>
                 <w:sz w:val="20"/>
               </w:rPr>
-              <w:t>24</w:t>
+              <w:t xml:space="preserve">22</w:t>
             </w:r>
           </w:p>
         </w:tc>
@@ -3407,7 +3407,7 @@
                 <w:b/>
                 <w:sz w:val="20"/>
               </w:rPr>
-              <w:t>26</w:t>
+              <w:t xml:space="preserve">26</w:t>
             </w:r>
           </w:p>
         </w:tc>
@@ -4326,7 +4326,7 @@
                 <w:b/>
                 <w:sz w:val="20"/>
               </w:rPr>
-              <w:t>50</w:t>
+              <w:t xml:space="preserve">48</w:t>
             </w:r>
           </w:p>
         </w:tc>
@@ -4457,7 +4457,7 @@
                 <w:b/>
                 <w:sz w:val="20"/>
               </w:rPr>
-              <w:t>24</w:t>
+              <w:t xml:space="preserve">20</w:t>
             </w:r>
           </w:p>
         </w:tc>
@@ -4546,7 +4546,7 @@
                 <w:b w:val="0"/>
                 <w:sz w:val="20"/>
               </w:rPr>
-              <w:t>1</w:t>
+              <w:t xml:space="preserve">1</w:t>
             </w:r>
           </w:p>
         </w:tc>
@@ -4752,7 +4752,7 @@
                 <w:b w:val="0"/>
                 <w:sz w:val="20"/>
               </w:rPr>
-              <w:t>2</w:t>
+              <w:t xml:space="preserve">2</w:t>
             </w:r>
           </w:p>
         </w:tc>
@@ -4958,7 +4958,7 @@
                 <w:b w:val="0"/>
                 <w:sz w:val="20"/>
               </w:rPr>
-              <w:t>3</w:t>
+              <w:t xml:space="preserve">3</w:t>
             </w:r>
           </w:p>
         </w:tc>
@@ -4979,7 +4979,7 @@
                 <w:b w:val="0"/>
                 <w:sz w:val="20"/>
               </w:rPr>
-              <w:t>Логарифмические частотные характеристики. Типовые элементарные звенья (ТЭЗ). Моделирование и исследование на ПЭВМ типовых звеньев. Типовые законы регулирования. Позиционное регулирование. Моделирование и исследование на ПЭВМ типовых законов регулирования. Устойчивость систем автоматического регулирования. Оптимальные САР. Самонастраивающиеся системы автоматического управления.</w:t>
+              <w:t xml:space="preserve">Логарифмические частотные характеристики. Типовые элементарные звенья (ТЭЗ). Моделирование и исследование на ПЭВМ типовых звеньев. Типовые законы регулирования. Позиционное регулирование. Моделирование и исследование на ПЭВМ типовых законов регулирования. Устойчивость систем автоматического регулирования. Оптимальные САР. Самонастраивающиеся системы автоматического управления.Виды систем управления. Понятие об адаптивном уравнении. Исследование САР при случайных воздействиях. Основные понятия случайных процессов. Случайные величины. Вероятностные характеристики случайных величин. Законы распределения вероятности.</w:t>
             </w:r>
           </w:p>
         </w:tc>
@@ -5164,7 +5164,7 @@
                 <w:b w:val="0"/>
                 <w:sz w:val="20"/>
               </w:rPr>
-              <w:t>4</w:t>
+              <w:t xml:space="preserve">4</w:t>
             </w:r>
           </w:p>
         </w:tc>
@@ -5185,7 +5185,7 @@
                 <w:b w:val="0"/>
                 <w:sz w:val="20"/>
               </w:rPr>
-              <w:t>Виды систем управления. Понятие об адаптивном уравнении. Исследование САР при случайных воздействиях. Основные понятия случайных процессов. Случайные величины. Вероятностные характеристики случайных величин. Законы распределения вероятности.</w:t>
+              <w:t xml:space="preserve">Техническое обеспечение систем автоматического регулирования. Микропроцессорные системы. Устройства программного управления, алгоритмы управления и программное обеспечение. Использование возможностей управляющих микро -ЭВМ для управления технологическими процессами и оборудованием. Промышленные микропроцессорные контроллеры (МПК). Структурно -алгоритмическая организация систем управления</w:t>
             </w:r>
           </w:p>
         </w:tc>
@@ -5296,7 +5296,7 @@
                 <w:b w:val="0"/>
                 <w:sz w:val="20"/>
               </w:rPr>
-              <w:t xml:space="preserve">ДИ4</w:t>
+              <w:t xml:space="preserve">ДИ5</w:t>
             </w:r>
           </w:p>
         </w:tc>
@@ -5317,7 +5317,7 @@
                 <w:b w:val="0"/>
                 <w:sz w:val="20"/>
               </w:rPr>
-              <w:t xml:space="preserve">с. 63-82</w:t>
+              <w:t xml:space="preserve">с. 29-48</w:t>
             </w:r>
           </w:p>
         </w:tc>
@@ -5370,7 +5370,7 @@
                 <w:b w:val="0"/>
                 <w:sz w:val="20"/>
               </w:rPr>
-              <w:t>5</w:t>
+              <w:t xml:space="preserve">5</w:t>
             </w:r>
           </w:p>
         </w:tc>
@@ -5391,7 +5391,7 @@
                 <w:b w:val="0"/>
                 <w:sz w:val="20"/>
               </w:rPr>
-              <w:t>Техническое обеспечение систем автоматического регулирования. Микропроцессорные системы. Устройства программного управления, алгоритмы управления и программное обеспечение. Использование возможностей управляющих микро -ЭВМ для управления технологическими процессами и оборудованием.</w:t>
+              <w:t>Практическое занятие № 1 Динамическое компьютерное моделирование ХТС - емкость, насос, трубопроводы</w:t>
             </w:r>
           </w:p>
         </w:tc>
@@ -5419,8 +5419,23 @@
         <w:tc>
           <w:tcPr>
             <w:tcW w:type="dxa" w:w="709"/>
-          </w:tcPr>
-          <w:p/>
+            <w:vAlign w:val="center"/>
+          </w:tcPr>
+          <w:p>
+            <w:pPr>
+              <w:spacing w:before="0" w:after="0" w:line="240" w:lineRule="auto"/>
+              <w:jc w:val="center"/>
+            </w:pPr>
+            <w:r/>
+            <w:r>
+              <w:rPr>
+                <w:rFonts w:ascii="Times New Roman" w:hAnsi="Times New Roman" w:eastAsia="Times New Roman" w:cs="Times New Roman"/>
+                <w:b w:val="0"/>
+                <w:sz w:val="20"/>
+              </w:rPr>
+              <w:t>2</w:t>
+            </w:r>
+          </w:p>
         </w:tc>
         <w:tc>
           <w:tcPr>
@@ -5439,7 +5454,7 @@
                 <w:b w:val="0"/>
                 <w:sz w:val="20"/>
               </w:rPr>
-              <w:t>Урок</w:t>
+              <w:t>Практ. занятие</w:t>
             </w:r>
           </w:p>
         </w:tc>
@@ -5502,7 +5517,7 @@
                 <w:b w:val="0"/>
                 <w:sz w:val="20"/>
               </w:rPr>
-              <w:t xml:space="preserve">ДИ5</w:t>
+              <w:t>№3, 2а</w:t>
             </w:r>
           </w:p>
         </w:tc>
@@ -5523,7 +5538,7 @@
                 <w:b w:val="0"/>
                 <w:sz w:val="20"/>
               </w:rPr>
-              <w:t xml:space="preserve">с. 29-48</w:t>
+              <w:t>Метод. указания</w:t>
             </w:r>
           </w:p>
         </w:tc>
@@ -5544,7 +5559,7 @@
                 <w:b w:val="0"/>
                 <w:sz w:val="20"/>
               </w:rPr>
-              <w:t>Текущий контроль</w:t>
+              <w:t>Защита пр.раб.</w:t>
             </w:r>
           </w:p>
         </w:tc>
@@ -5576,7 +5591,7 @@
                 <w:b w:val="0"/>
                 <w:sz w:val="20"/>
               </w:rPr>
-              <w:t>6</w:t>
+              <w:t xml:space="preserve">6</w:t>
             </w:r>
           </w:p>
         </w:tc>
@@ -5597,7 +5612,7 @@
                 <w:b w:val="0"/>
                 <w:sz w:val="20"/>
               </w:rPr>
-              <w:t>Промышленные микропроцессорные контроллеры (МПК). Структурно -алгоритмическая организация систем управления</w:t>
+              <w:t>Практическое занятие № 2 Моделирование и исследование на ПЭВМ типовых звеньев</w:t>
             </w:r>
           </w:p>
         </w:tc>
@@ -5625,8 +5640,23 @@
         <w:tc>
           <w:tcPr>
             <w:tcW w:type="dxa" w:w="709"/>
-          </w:tcPr>
-          <w:p/>
+            <w:vAlign w:val="center"/>
+          </w:tcPr>
+          <w:p>
+            <w:pPr>
+              <w:spacing w:before="0" w:after="0" w:line="240" w:lineRule="auto"/>
+              <w:jc w:val="center"/>
+            </w:pPr>
+            <w:r/>
+            <w:r>
+              <w:rPr>
+                <w:rFonts w:ascii="Times New Roman" w:hAnsi="Times New Roman" w:eastAsia="Times New Roman" w:cs="Times New Roman"/>
+                <w:b w:val="0"/>
+                <w:sz w:val="20"/>
+              </w:rPr>
+              <w:t>2</w:t>
+            </w:r>
+          </w:p>
         </w:tc>
         <w:tc>
           <w:tcPr>
@@ -5645,7 +5675,7 @@
                 <w:b w:val="0"/>
                 <w:sz w:val="20"/>
               </w:rPr>
-              <w:t>Урок</w:t>
+              <w:t>Практ. занятие</w:t>
             </w:r>
           </w:p>
         </w:tc>
@@ -5708,7 +5738,7 @@
                 <w:b w:val="0"/>
                 <w:sz w:val="20"/>
               </w:rPr>
-              <w:t xml:space="preserve">ДИ5</w:t>
+              <w:t>№3, 2а</w:t>
             </w:r>
           </w:p>
         </w:tc>
@@ -5729,7 +5759,7 @@
                 <w:b w:val="0"/>
                 <w:sz w:val="20"/>
               </w:rPr>
-              <w:t xml:space="preserve">с. 49-70</w:t>
+              <w:t>Метод. указания</w:t>
             </w:r>
           </w:p>
         </w:tc>
@@ -5750,7 +5780,7 @@
                 <w:b w:val="0"/>
                 <w:sz w:val="20"/>
               </w:rPr>
-              <w:t>Текущий контроль</w:t>
+              <w:t>Защита пр.раб.</w:t>
             </w:r>
           </w:p>
         </w:tc>
@@ -5782,7 +5812,7 @@
                 <w:b w:val="0"/>
                 <w:sz w:val="20"/>
               </w:rPr>
-              <w:t>7</w:t>
+              <w:t xml:space="preserve">7</w:t>
             </w:r>
           </w:p>
         </w:tc>
@@ -5803,7 +5833,7 @@
                 <w:b w:val="0"/>
                 <w:sz w:val="20"/>
               </w:rPr>
-              <w:t>Практическое занятие № 1 Динамическое компьютерное моделирование ХТС - емкость, насос, трубопроводы</w:t>
+              <w:t>Практическое занятие № 3 Получение передаточных функций сложных систем соединений звеньев. Эквивалентные преобразования</w:t>
             </w:r>
           </w:p>
         </w:tc>
@@ -6003,7 +6033,7 @@
                 <w:b w:val="0"/>
                 <w:sz w:val="20"/>
               </w:rPr>
-              <w:t>8</w:t>
+              <w:t xml:space="preserve">8</w:t>
             </w:r>
           </w:p>
         </w:tc>
@@ -6024,7 +6054,7 @@
                 <w:b w:val="0"/>
                 <w:sz w:val="20"/>
               </w:rPr>
-              <w:t>Практическое занятие № 2 Моделирование и исследование на ПЭВМ типовых звеньев</w:t>
+              <w:t>Практическое занятие № 4 Проверка пневматического ПИ - регулятора</w:t>
             </w:r>
           </w:p>
         </w:tc>
@@ -6224,7 +6254,7 @@
                 <w:b w:val="0"/>
                 <w:sz w:val="20"/>
               </w:rPr>
-              <w:t>9</w:t>
+              <w:t xml:space="preserve">9</w:t>
             </w:r>
           </w:p>
         </w:tc>
@@ -6245,7 +6275,7 @@
                 <w:b w:val="0"/>
                 <w:sz w:val="20"/>
               </w:rPr>
-              <w:t>Практическое занятие № 3 Получение передаточных функций сложных систем соединений звеньев. Эквивалентные преобразования</w:t>
+              <w:t>Практическое занятие № 5 Расчет исполнительного устройства</w:t>
             </w:r>
           </w:p>
         </w:tc>
@@ -6445,7 +6475,7 @@
                 <w:b w:val="0"/>
                 <w:sz w:val="20"/>
               </w:rPr>
-              <w:t>10</w:t>
+              <w:t xml:space="preserve">10</w:t>
             </w:r>
           </w:p>
         </w:tc>
@@ -6466,7 +6496,7 @@
                 <w:b w:val="0"/>
                 <w:sz w:val="20"/>
               </w:rPr>
-              <w:t>Практическое занятие № 4 Проверка пневматического ПИ - регулятора</w:t>
+              <w:t>Практическое занятие № 6 Исследование САР температуры</w:t>
             </w:r>
           </w:p>
         </w:tc>
@@ -6652,23 +6682,8 @@
         <w:tc>
           <w:tcPr>
             <w:tcW w:type="dxa" w:w="501"/>
-            <w:vAlign w:val="center"/>
-          </w:tcPr>
-          <w:p>
-            <w:pPr>
-              <w:spacing w:before="0" w:after="0" w:line="240" w:lineRule="auto"/>
-              <w:jc w:val="center"/>
-            </w:pPr>
-            <w:r/>
-            <w:r>
-              <w:rPr>
-                <w:rFonts w:ascii="Times New Roman" w:hAnsi="Times New Roman" w:eastAsia="Times New Roman" w:cs="Times New Roman"/>
-                <w:b w:val="0"/>
-                <w:sz w:val="20"/>
-              </w:rPr>
-              <w:t>11</w:t>
-            </w:r>
-          </w:p>
+          </w:tcPr>
+          <w:p/>
         </w:tc>
         <w:tc>
           <w:tcPr>
@@ -6684,10 +6699,10 @@
             <w:r>
               <w:rPr>
                 <w:rFonts w:ascii="Times New Roman" w:hAnsi="Times New Roman" w:eastAsia="Times New Roman" w:cs="Times New Roman"/>
-                <w:b w:val="0"/>
-                <w:sz w:val="20"/>
-              </w:rPr>
-              <w:t>Практическое занятие № 5 Расчет исполнительного устройства</w:t>
+                <w:b/>
+                <w:sz w:val="20"/>
+              </w:rPr>
+              <w:t>Тема 1.4 Системы автоматического проектирования</w:t>
             </w:r>
           </w:p>
         </w:tc>
@@ -6705,10 +6720,10 @@
             <w:r>
               <w:rPr>
                 <w:rFonts w:ascii="Times New Roman" w:hAnsi="Times New Roman" w:eastAsia="Times New Roman" w:cs="Times New Roman"/>
-                <w:b w:val="0"/>
-                <w:sz w:val="20"/>
-              </w:rPr>
-              <w:t>2</w:t>
+                <w:b/>
+                <w:sz w:val="20"/>
+              </w:rPr>
+              <w:t xml:space="preserve">26</w:t>
             </w:r>
           </w:p>
         </w:tc>
@@ -6726,138 +6741,48 @@
             <w:r>
               <w:rPr>
                 <w:rFonts w:ascii="Times New Roman" w:hAnsi="Times New Roman" w:eastAsia="Times New Roman" w:cs="Times New Roman"/>
-                <w:b w:val="0"/>
-                <w:sz w:val="20"/>
-              </w:rPr>
-              <w:t>2</w:t>
+                <w:b/>
+                <w:sz w:val="20"/>
+              </w:rPr>
+              <w:t>14</w:t>
             </w:r>
           </w:p>
         </w:tc>
         <w:tc>
           <w:tcPr>
             <w:tcW w:type="dxa" w:w="834"/>
-            <w:vAlign w:val="center"/>
-          </w:tcPr>
-          <w:p>
-            <w:pPr>
-              <w:spacing w:before="0" w:after="0" w:line="240" w:lineRule="auto"/>
-              <w:jc w:val="center"/>
-            </w:pPr>
-            <w:r/>
-            <w:r>
-              <w:rPr>
-                <w:rFonts w:ascii="Times New Roman" w:hAnsi="Times New Roman" w:eastAsia="Times New Roman" w:cs="Times New Roman"/>
-                <w:b w:val="0"/>
-                <w:sz w:val="20"/>
-              </w:rPr>
-              <w:t>Практ. занятие</w:t>
-            </w:r>
-          </w:p>
+          </w:tcPr>
+          <w:p/>
         </w:tc>
         <w:tc>
           <w:tcPr>
             <w:tcW w:type="dxa" w:w="692"/>
-            <w:vAlign w:val="center"/>
-          </w:tcPr>
-          <w:p>
-            <w:pPr>
-              <w:spacing w:before="0" w:after="0" w:line="240" w:lineRule="auto"/>
-              <w:jc w:val="center"/>
-            </w:pPr>
-            <w:r/>
-            <w:r>
-              <w:rPr>
-                <w:rFonts w:ascii="Times New Roman" w:hAnsi="Times New Roman" w:eastAsia="Times New Roman" w:cs="Times New Roman"/>
-                <w:b w:val="0"/>
-                <w:sz w:val="20"/>
-              </w:rPr>
-              <w:t>ОК 1 - ОК 7, ОК 9</w:t>
-            </w:r>
-          </w:p>
+          </w:tcPr>
+          <w:p/>
         </w:tc>
         <w:tc>
           <w:tcPr>
             <w:tcW w:type="dxa" w:w="785"/>
-            <w:vAlign w:val="center"/>
-          </w:tcPr>
-          <w:p>
-            <w:pPr>
-              <w:spacing w:before="0" w:after="0" w:line="240" w:lineRule="auto"/>
-              <w:jc w:val="center"/>
-            </w:pPr>
-            <w:r/>
-            <w:r>
-              <w:rPr>
-                <w:rFonts w:ascii="Times New Roman" w:hAnsi="Times New Roman" w:eastAsia="Times New Roman" w:cs="Times New Roman"/>
-                <w:b w:val="0"/>
-                <w:sz w:val="20"/>
-              </w:rPr>
-              <w:t>ПК 2.1 - ПК 2.2</w:t>
-            </w:r>
-          </w:p>
+          </w:tcPr>
+          <w:p/>
         </w:tc>
         <w:tc>
           <w:tcPr>
             <w:tcW w:type="dxa" w:w="909"/>
-            <w:vAlign w:val="center"/>
-          </w:tcPr>
-          <w:p>
-            <w:pPr>
-              <w:spacing w:before="0" w:after="0" w:line="240" w:lineRule="auto"/>
-              <w:jc w:val="center"/>
-            </w:pPr>
-            <w:r/>
-            <w:r>
-              <w:rPr>
-                <w:rFonts w:ascii="Times New Roman" w:hAnsi="Times New Roman" w:eastAsia="Times New Roman" w:cs="Times New Roman"/>
-                <w:b w:val="0"/>
-                <w:sz w:val="20"/>
-              </w:rPr>
-              <w:t>№3, 2а</w:t>
-            </w:r>
-          </w:p>
+          </w:tcPr>
+          <w:p/>
         </w:tc>
         <w:tc>
           <w:tcPr>
             <w:tcW w:type="dxa" w:w="922"/>
-            <w:vAlign w:val="center"/>
-          </w:tcPr>
-          <w:p>
-            <w:pPr>
-              <w:spacing w:before="0" w:after="0" w:line="240" w:lineRule="auto"/>
-              <w:jc w:val="center"/>
-            </w:pPr>
-            <w:r/>
-            <w:r>
-              <w:rPr>
-                <w:rFonts w:ascii="Times New Roman" w:hAnsi="Times New Roman" w:eastAsia="Times New Roman" w:cs="Times New Roman"/>
-                <w:b w:val="0"/>
-                <w:sz w:val="20"/>
-              </w:rPr>
-              <w:t>Метод. указания</w:t>
-            </w:r>
-          </w:p>
+          </w:tcPr>
+          <w:p/>
         </w:tc>
         <w:tc>
           <w:tcPr>
             <w:tcW w:type="dxa" w:w="865"/>
-            <w:vAlign w:val="center"/>
-          </w:tcPr>
-          <w:p>
-            <w:pPr>
-              <w:spacing w:before="0" w:after="0" w:line="240" w:lineRule="auto"/>
-              <w:jc w:val="center"/>
-            </w:pPr>
-            <w:r/>
-            <w:r>
-              <w:rPr>
-                <w:rFonts w:ascii="Times New Roman" w:hAnsi="Times New Roman" w:eastAsia="Times New Roman" w:cs="Times New Roman"/>
-                <w:b w:val="0"/>
-                <w:sz w:val="20"/>
-              </w:rPr>
-              <w:t>Защита пр.раб.</w:t>
-            </w:r>
-          </w:p>
+          </w:tcPr>
+          <w:p/>
         </w:tc>
         <w:tc>
           <w:tcPr>
@@ -6887,7 +6812,7 @@
                 <w:b w:val="0"/>
                 <w:sz w:val="20"/>
               </w:rPr>
-              <w:t>12</w:t>
+              <w:t xml:space="preserve">11</w:t>
             </w:r>
           </w:p>
         </w:tc>
@@ -6908,7 +6833,7 @@
                 <w:b w:val="0"/>
                 <w:sz w:val="20"/>
               </w:rPr>
-              <w:t>Практическое занятие № 6 Исследование САР температуры</w:t>
+              <w:t xml:space="preserve">Назначение САПР в системе государственной стандартизации. Назначение ЕСКД в системе государственной стандартизации. Виды прикладных программ, используемых для графических работ. Назначение редактора MS Visio. Организация интерфейса пакета MS Visio. Анатомия фигуры в MS Visio.</w:t>
             </w:r>
           </w:p>
         </w:tc>
@@ -6929,13 +6854,23 @@
                 <w:b w:val="0"/>
                 <w:sz w:val="20"/>
               </w:rPr>
-              <w:t>2</w:t>
+              <w:t xml:space="preserve">2</w:t>
             </w:r>
           </w:p>
         </w:tc>
         <w:tc>
           <w:tcPr>
             <w:tcW w:type="dxa" w:w="709"/>
+          </w:tcPr>
+          <w:p>
+            <w:r>
+              <w:t xml:space="preserve"/>
+            </w:r>
+          </w:p>
+        </w:tc>
+        <w:tc>
+          <w:tcPr>
+            <w:tcW w:type="dxa" w:w="834"/>
             <w:vAlign w:val="center"/>
           </w:tcPr>
           <w:p>
@@ -6950,13 +6885,13 @@
                 <w:b w:val="0"/>
                 <w:sz w:val="20"/>
               </w:rPr>
-              <w:t>2</w:t>
-            </w:r>
-          </w:p>
-        </w:tc>
-        <w:tc>
-          <w:tcPr>
-            <w:tcW w:type="dxa" w:w="834"/>
+              <w:t xml:space="preserve">Урок</w:t>
+            </w:r>
+          </w:p>
+        </w:tc>
+        <w:tc>
+          <w:tcPr>
+            <w:tcW w:type="dxa" w:w="692"/>
             <w:vAlign w:val="center"/>
           </w:tcPr>
           <w:p>
@@ -6971,13 +6906,13 @@
                 <w:b w:val="0"/>
                 <w:sz w:val="20"/>
               </w:rPr>
-              <w:t>Практ. занятие</w:t>
-            </w:r>
-          </w:p>
-        </w:tc>
-        <w:tc>
-          <w:tcPr>
-            <w:tcW w:type="dxa" w:w="692"/>
+              <w:t xml:space="preserve">ОК 1 - ОК 7, ОК 9</w:t>
+            </w:r>
+          </w:p>
+        </w:tc>
+        <w:tc>
+          <w:tcPr>
+            <w:tcW w:type="dxa" w:w="785"/>
             <w:vAlign w:val="center"/>
           </w:tcPr>
           <w:p>
@@ -6992,13 +6927,13 @@
                 <w:b w:val="0"/>
                 <w:sz w:val="20"/>
               </w:rPr>
-              <w:t>ОК 1 - ОК 7, ОК 9</w:t>
-            </w:r>
-          </w:p>
-        </w:tc>
-        <w:tc>
-          <w:tcPr>
-            <w:tcW w:type="dxa" w:w="785"/>
+              <w:t xml:space="preserve">ПК 2.1 - ПК 2.2</w:t>
+            </w:r>
+          </w:p>
+        </w:tc>
+        <w:tc>
+          <w:tcPr>
+            <w:tcW w:type="dxa" w:w="909"/>
             <w:vAlign w:val="center"/>
           </w:tcPr>
           <w:p>
@@ -7013,13 +6948,13 @@
                 <w:b w:val="0"/>
                 <w:sz w:val="20"/>
               </w:rPr>
-              <w:t>ПК 2.1 - ПК 2.2</w:t>
-            </w:r>
-          </w:p>
-        </w:tc>
-        <w:tc>
-          <w:tcPr>
-            <w:tcW w:type="dxa" w:w="909"/>
+              <w:t xml:space="preserve">ДИ5</w:t>
+            </w:r>
+          </w:p>
+        </w:tc>
+        <w:tc>
+          <w:tcPr>
+            <w:tcW w:type="dxa" w:w="922"/>
             <w:vAlign w:val="center"/>
           </w:tcPr>
           <w:p>
@@ -7034,13 +6969,13 @@
                 <w:b w:val="0"/>
                 <w:sz w:val="20"/>
               </w:rPr>
-              <w:t>№3, 2а</w:t>
-            </w:r>
-          </w:p>
-        </w:tc>
-        <w:tc>
-          <w:tcPr>
-            <w:tcW w:type="dxa" w:w="922"/>
+              <w:t xml:space="preserve">с. 3-12</w:t>
+            </w:r>
+          </w:p>
+        </w:tc>
+        <w:tc>
+          <w:tcPr>
+            <w:tcW w:type="dxa" w:w="865"/>
             <w:vAlign w:val="center"/>
           </w:tcPr>
           <w:p>
@@ -7055,28 +6990,7 @@
                 <w:b w:val="0"/>
                 <w:sz w:val="20"/>
               </w:rPr>
-              <w:t>Метод. указания</w:t>
-            </w:r>
-          </w:p>
-        </w:tc>
-        <w:tc>
-          <w:tcPr>
-            <w:tcW w:type="dxa" w:w="865"/>
-            <w:vAlign w:val="center"/>
-          </w:tcPr>
-          <w:p>
-            <w:pPr>
-              <w:spacing w:before="0" w:after="0" w:line="240" w:lineRule="auto"/>
-              <w:jc w:val="center"/>
-            </w:pPr>
-            <w:r/>
-            <w:r>
-              <w:rPr>
-                <w:rFonts w:ascii="Times New Roman" w:hAnsi="Times New Roman" w:eastAsia="Times New Roman" w:cs="Times New Roman"/>
-                <w:b w:val="0"/>
-                <w:sz w:val="20"/>
-              </w:rPr>
-              <w:t>Защита пр.раб.</w:t>
+              <w:t xml:space="preserve">Текущий контроль</w:t>
             </w:r>
           </w:p>
         </w:tc>
@@ -7084,7 +6998,11 @@
           <w:tcPr>
             <w:tcW w:type="dxa" w:w="856"/>
           </w:tcPr>
-          <w:p/>
+          <w:p>
+            <w:r>
+              <w:t xml:space="preserve"/>
+            </w:r>
+          </w:p>
         </w:tc>
       </w:tr>
       <w:tr>
@@ -7094,107 +7012,197 @@
         <w:tc>
           <w:tcPr>
             <w:tcW w:type="dxa" w:w="501"/>
+            <w:vAlign w:val="center"/>
+          </w:tcPr>
+          <w:p>
+            <w:pPr>
+              <w:spacing w:before="0" w:after="0" w:line="240" w:lineRule="auto"/>
+              <w:jc w:val="center"/>
+            </w:pPr>
+            <w:r/>
+            <w:r>
+              <w:rPr>
+                <w:rFonts w:ascii="Times New Roman" w:hAnsi="Times New Roman" w:eastAsia="Times New Roman" w:cs="Times New Roman"/>
+                <w:b w:val="0"/>
+                <w:sz w:val="20"/>
+              </w:rPr>
+              <w:t xml:space="preserve">12</w:t>
+            </w:r>
+          </w:p>
+        </w:tc>
+        <w:tc>
+          <w:tcPr>
+            <w:tcW w:type="dxa" w:w="2933"/>
+            <w:vAlign w:val="center"/>
+          </w:tcPr>
+          <w:p>
+            <w:pPr>
+              <w:spacing w:before="0" w:after="0" w:line="240" w:lineRule="auto"/>
+              <w:jc w:val="left"/>
+            </w:pPr>
+            <w:r/>
+            <w:r>
+              <w:rPr>
+                <w:rFonts w:ascii="Times New Roman" w:hAnsi="Times New Roman" w:eastAsia="Times New Roman" w:cs="Times New Roman"/>
+                <w:b w:val="0"/>
+                <w:sz w:val="20"/>
+              </w:rPr>
+              <w:t>Форматирование фигуры в MS Visio. Текстовые элементы рисунка в MS Visio. Связывание фигур в MS Visio. Слои. Порядок следования фигур в MS Visio.</w:t>
+            </w:r>
+          </w:p>
+        </w:tc>
+        <w:tc>
+          <w:tcPr>
+            <w:tcW w:type="dxa" w:w="668"/>
+            <w:vAlign w:val="center"/>
+          </w:tcPr>
+          <w:p>
+            <w:pPr>
+              <w:spacing w:before="0" w:after="0" w:line="240" w:lineRule="auto"/>
+              <w:jc w:val="center"/>
+            </w:pPr>
+            <w:r/>
+            <w:r>
+              <w:rPr>
+                <w:rFonts w:ascii="Times New Roman" w:hAnsi="Times New Roman" w:eastAsia="Times New Roman" w:cs="Times New Roman"/>
+                <w:b w:val="0"/>
+                <w:sz w:val="20"/>
+              </w:rPr>
+              <w:t>2</w:t>
+            </w:r>
+          </w:p>
+        </w:tc>
+        <w:tc>
+          <w:tcPr>
+            <w:tcW w:type="dxa" w:w="709"/>
           </w:tcPr>
           <w:p/>
         </w:tc>
         <w:tc>
           <w:tcPr>
-            <w:tcW w:type="dxa" w:w="2933"/>
-            <w:vAlign w:val="center"/>
-          </w:tcPr>
-          <w:p>
-            <w:pPr>
-              <w:spacing w:before="0" w:after="0" w:line="240" w:lineRule="auto"/>
-              <w:jc w:val="left"/>
-            </w:pPr>
-            <w:r/>
-            <w:r>
-              <w:rPr>
-                <w:rFonts w:ascii="Times New Roman" w:hAnsi="Times New Roman" w:eastAsia="Times New Roman" w:cs="Times New Roman"/>
-                <w:b/>
-                <w:sz w:val="20"/>
-              </w:rPr>
-              <w:t>Тема 1.4 Системы автоматического проектирования</w:t>
-            </w:r>
-          </w:p>
-        </w:tc>
-        <w:tc>
-          <w:tcPr>
-            <w:tcW w:type="dxa" w:w="668"/>
-            <w:vAlign w:val="center"/>
-          </w:tcPr>
-          <w:p>
-            <w:pPr>
-              <w:spacing w:before="0" w:after="0" w:line="240" w:lineRule="auto"/>
-              <w:jc w:val="center"/>
-            </w:pPr>
-            <w:r/>
-            <w:r>
-              <w:rPr>
-                <w:rFonts w:ascii="Times New Roman" w:hAnsi="Times New Roman" w:eastAsia="Times New Roman" w:cs="Times New Roman"/>
-                <w:b/>
-                <w:sz w:val="20"/>
-              </w:rPr>
-              <w:t>24</w:t>
-            </w:r>
-          </w:p>
-        </w:tc>
-        <w:tc>
-          <w:tcPr>
-            <w:tcW w:type="dxa" w:w="709"/>
-            <w:vAlign w:val="center"/>
-          </w:tcPr>
-          <w:p>
-            <w:pPr>
-              <w:spacing w:before="0" w:after="0" w:line="240" w:lineRule="auto"/>
-              <w:jc w:val="center"/>
-            </w:pPr>
-            <w:r/>
-            <w:r>
-              <w:rPr>
-                <w:rFonts w:ascii="Times New Roman" w:hAnsi="Times New Roman" w:eastAsia="Times New Roman" w:cs="Times New Roman"/>
-                <w:b/>
-                <w:sz w:val="20"/>
-              </w:rPr>
-              <w:t>14</w:t>
-            </w:r>
-          </w:p>
-        </w:tc>
-        <w:tc>
-          <w:tcPr>
             <w:tcW w:type="dxa" w:w="834"/>
-          </w:tcPr>
-          <w:p/>
+            <w:vAlign w:val="center"/>
+          </w:tcPr>
+          <w:p>
+            <w:pPr>
+              <w:spacing w:before="0" w:after="0" w:line="240" w:lineRule="auto"/>
+              <w:jc w:val="center"/>
+            </w:pPr>
+            <w:r/>
+            <w:r>
+              <w:rPr>
+                <w:rFonts w:ascii="Times New Roman" w:hAnsi="Times New Roman" w:eastAsia="Times New Roman" w:cs="Times New Roman"/>
+                <w:b w:val="0"/>
+                <w:sz w:val="20"/>
+              </w:rPr>
+              <w:t>Урок</w:t>
+            </w:r>
+          </w:p>
         </w:tc>
         <w:tc>
           <w:tcPr>
             <w:tcW w:type="dxa" w:w="692"/>
-          </w:tcPr>
-          <w:p/>
+            <w:vAlign w:val="center"/>
+          </w:tcPr>
+          <w:p>
+            <w:pPr>
+              <w:spacing w:before="0" w:after="0" w:line="240" w:lineRule="auto"/>
+              <w:jc w:val="center"/>
+            </w:pPr>
+            <w:r/>
+            <w:r>
+              <w:rPr>
+                <w:rFonts w:ascii="Times New Roman" w:hAnsi="Times New Roman" w:eastAsia="Times New Roman" w:cs="Times New Roman"/>
+                <w:b w:val="0"/>
+                <w:sz w:val="20"/>
+              </w:rPr>
+              <w:t>ОК 1 - ОК 7, ОК 9</w:t>
+            </w:r>
+          </w:p>
         </w:tc>
         <w:tc>
           <w:tcPr>
             <w:tcW w:type="dxa" w:w="785"/>
-          </w:tcPr>
-          <w:p/>
+            <w:vAlign w:val="center"/>
+          </w:tcPr>
+          <w:p>
+            <w:pPr>
+              <w:spacing w:before="0" w:after="0" w:line="240" w:lineRule="auto"/>
+              <w:jc w:val="center"/>
+            </w:pPr>
+            <w:r/>
+            <w:r>
+              <w:rPr>
+                <w:rFonts w:ascii="Times New Roman" w:hAnsi="Times New Roman" w:eastAsia="Times New Roman" w:cs="Times New Roman"/>
+                <w:b w:val="0"/>
+                <w:sz w:val="20"/>
+              </w:rPr>
+              <w:t>ПК 2.1 - ПК 2.2</w:t>
+            </w:r>
+          </w:p>
         </w:tc>
         <w:tc>
           <w:tcPr>
             <w:tcW w:type="dxa" w:w="909"/>
-          </w:tcPr>
-          <w:p/>
+            <w:vAlign w:val="center"/>
+          </w:tcPr>
+          <w:p>
+            <w:pPr>
+              <w:spacing w:before="0" w:after="0" w:line="240" w:lineRule="auto"/>
+              <w:jc w:val="center"/>
+            </w:pPr>
+            <w:r/>
+            <w:r>
+              <w:rPr>
+                <w:rFonts w:ascii="Times New Roman" w:hAnsi="Times New Roman" w:eastAsia="Times New Roman" w:cs="Times New Roman"/>
+                <w:b w:val="0"/>
+                <w:sz w:val="20"/>
+              </w:rPr>
+              <w:t xml:space="preserve">ДИ5</w:t>
+            </w:r>
+          </w:p>
         </w:tc>
         <w:tc>
           <w:tcPr>
             <w:tcW w:type="dxa" w:w="922"/>
-          </w:tcPr>
-          <w:p/>
+            <w:vAlign w:val="center"/>
+          </w:tcPr>
+          <w:p>
+            <w:pPr>
+              <w:spacing w:before="0" w:after="0" w:line="240" w:lineRule="auto"/>
+              <w:jc w:val="center"/>
+            </w:pPr>
+            <w:r/>
+            <w:r>
+              <w:rPr>
+                <w:rFonts w:ascii="Times New Roman" w:hAnsi="Times New Roman" w:eastAsia="Times New Roman" w:cs="Times New Roman"/>
+                <w:b w:val="0"/>
+                <w:sz w:val="20"/>
+              </w:rPr>
+              <w:t xml:space="preserve">с. 71-88</w:t>
+            </w:r>
+          </w:p>
         </w:tc>
         <w:tc>
           <w:tcPr>
             <w:tcW w:type="dxa" w:w="865"/>
-          </w:tcPr>
-          <w:p/>
+            <w:vAlign w:val="center"/>
+          </w:tcPr>
+          <w:p>
+            <w:pPr>
+              <w:spacing w:before="0" w:after="0" w:line="240" w:lineRule="auto"/>
+              <w:jc w:val="center"/>
+            </w:pPr>
+            <w:r/>
+            <w:r>
+              <w:rPr>
+                <w:rFonts w:ascii="Times New Roman" w:hAnsi="Times New Roman" w:eastAsia="Times New Roman" w:cs="Times New Roman"/>
+                <w:b w:val="0"/>
+                <w:sz w:val="20"/>
+              </w:rPr>
+              <w:t>Текущий контроль</w:t>
+            </w:r>
+          </w:p>
         </w:tc>
         <w:tc>
           <w:tcPr>
@@ -7224,7 +7232,7 @@
                 <w:b w:val="0"/>
                 <w:sz w:val="20"/>
               </w:rPr>
-              <w:t>13</w:t>
+              <w:t xml:space="preserve">13</w:t>
             </w:r>
           </w:p>
         </w:tc>
@@ -7245,7 +7253,7 @@
                 <w:b w:val="0"/>
                 <w:sz w:val="20"/>
               </w:rPr>
-              <w:t>Форматирование фигуры в MS Visio. Текстовые элементы рисунка в MS Visio. Связывание фигур в MS Visio. Слои. Порядок следования фигур в MS Visio.</w:t>
+              <w:t>Создание организационных схем и диаграмм в MS Visio. Разработка мнемосхемы предметной области с MicrosoftVisio. Схемы алгоритмов в MicrosoftVisio.</w:t>
             </w:r>
           </w:p>
         </w:tc>
@@ -7377,7 +7385,7 @@
                 <w:b w:val="0"/>
                 <w:sz w:val="20"/>
               </w:rPr>
-              <w:t xml:space="preserve">с. 71-88</w:t>
+              <w:t xml:space="preserve">с. 89-106</w:t>
             </w:r>
           </w:p>
         </w:tc>
@@ -7430,7 +7438,7 @@
                 <w:b w:val="0"/>
                 <w:sz w:val="20"/>
               </w:rPr>
-              <w:t>14</w:t>
+              <w:t xml:space="preserve">14</w:t>
             </w:r>
           </w:p>
         </w:tc>
@@ -7451,7 +7459,7 @@
                 <w:b w:val="0"/>
                 <w:sz w:val="20"/>
               </w:rPr>
-              <w:t>Создание организационных схем и диаграмм в MS Visio. Разработка мнемосхемы предметной области с MicrosoftVisio. Схемы алгоритмов в MicrosoftVisio.</w:t>
+              <w:t xml:space="preserve">Схемы визуального моделирования в MicrosoftVisio. Назначение системы КОМПАС. Типы документов, создаваемых в системе КОМПАС. Интерфейс системы КОМПАС. Создание файлов.</w:t>
             </w:r>
           </w:p>
         </w:tc>
@@ -7562,7 +7570,7 @@
                 <w:b w:val="0"/>
                 <w:sz w:val="20"/>
               </w:rPr>
-              <w:t xml:space="preserve">ДИ5</w:t>
+              <w:t xml:space="preserve">ДИ2</w:t>
             </w:r>
           </w:p>
         </w:tc>
@@ -7583,7 +7591,7 @@
                 <w:b w:val="0"/>
                 <w:sz w:val="20"/>
               </w:rPr>
-              <w:t xml:space="preserve">с. 89-106</w:t>
+              <w:t xml:space="preserve">с. 30-48</w:t>
             </w:r>
           </w:p>
         </w:tc>
@@ -7636,7 +7644,7 @@
                 <w:b w:val="0"/>
                 <w:sz w:val="20"/>
               </w:rPr>
-              <w:t>15</w:t>
+              <w:t xml:space="preserve">15</w:t>
             </w:r>
           </w:p>
         </w:tc>
@@ -7657,7 +7665,7 @@
                 <w:b w:val="0"/>
                 <w:sz w:val="20"/>
               </w:rPr>
-              <w:t>Схемы визуального моделирования в MicrosoftVisio. Назначение системы КОМПАС. Типы документов, создаваемых в системе КОМПАС. Интерфейс системы КОМПАС.</w:t>
+              <w:t xml:space="preserve">Типы линий. Чертежные шрифты. Инструментальная панель, панель расширенных команд, команда ввод отрезка. Текущий стиль прямой, изменение текущего стиля прямой, удаление объекта, отмена операции. Построение ломаной линии. Построение окружности. Выполнение штриховки. Простановка размеров: линейных, радиальных и диаметральных. Ввод текста.</w:t>
             </w:r>
           </w:p>
         </w:tc>
@@ -7678,7 +7686,7 @@
                 <w:b w:val="0"/>
                 <w:sz w:val="20"/>
               </w:rPr>
-              <w:t>2</w:t>
+              <w:t xml:space="preserve">2</w:t>
             </w:r>
           </w:p>
         </w:tc>
@@ -7686,7 +7694,11 @@
           <w:tcPr>
             <w:tcW w:type="dxa" w:w="709"/>
           </w:tcPr>
-          <w:p/>
+          <w:p>
+            <w:r>
+              <w:t xml:space="preserve"/>
+            </w:r>
+          </w:p>
         </w:tc>
         <w:tc>
           <w:tcPr>
@@ -7705,7 +7717,7 @@
                 <w:b w:val="0"/>
                 <w:sz w:val="20"/>
               </w:rPr>
-              <w:t>Урок</w:t>
+              <w:t xml:space="preserve">Урок</w:t>
             </w:r>
           </w:p>
         </w:tc>
@@ -7726,7 +7738,7 @@
                 <w:b w:val="0"/>
                 <w:sz w:val="20"/>
               </w:rPr>
-              <w:t>ОК 1 - ОК 7, ОК 9</w:t>
+              <w:t xml:space="preserve">ОК 1 - ОК 7, ОК 9</w:t>
             </w:r>
           </w:p>
         </w:tc>
@@ -7747,7 +7759,7 @@
                 <w:b w:val="0"/>
                 <w:sz w:val="20"/>
               </w:rPr>
-              <w:t>ПК 2.1 - ПК 2.2</w:t>
+              <w:t xml:space="preserve">ПК 2.1 - ПК 2.2</w:t>
             </w:r>
           </w:p>
         </w:tc>
@@ -7789,7 +7801,7 @@
                 <w:b w:val="0"/>
                 <w:sz w:val="20"/>
               </w:rPr>
-              <w:t xml:space="preserve">с. 30-48</w:t>
+              <w:t xml:space="preserve">с. 85-102</w:t>
             </w:r>
           </w:p>
         </w:tc>
@@ -7810,7 +7822,7 @@
                 <w:b w:val="0"/>
                 <w:sz w:val="20"/>
               </w:rPr>
-              <w:t>Текущий контроль</w:t>
+              <w:t xml:space="preserve">Текущий контроль</w:t>
             </w:r>
           </w:p>
         </w:tc>
@@ -7818,7 +7830,11 @@
           <w:tcPr>
             <w:tcW w:type="dxa" w:w="856"/>
           </w:tcPr>
-          <w:p/>
+          <w:p>
+            <w:r>
+              <w:t xml:space="preserve"/>
+            </w:r>
+          </w:p>
         </w:tc>
       </w:tr>
       <w:tr>
@@ -7842,7 +7858,7 @@
                 <w:b w:val="0"/>
                 <w:sz w:val="20"/>
               </w:rPr>
-              <w:t>16</w:t>
+              <w:t xml:space="preserve">16</w:t>
             </w:r>
           </w:p>
         </w:tc>
@@ -7863,7 +7879,7 @@
                 <w:b w:val="0"/>
                 <w:sz w:val="20"/>
               </w:rPr>
-              <w:t>Построений сопряжений и нанесение размеров. Знакомство с программой Компас 3D. Создание 3D-модели.</w:t>
+              <w:t xml:space="preserve">Построений сопряжений и нанесение размеров. Знакомство с программой Компас 3D. Создание 3D-модели.Создание 3D-модели с использованием вспомогательных осей и плоскостей. Создание 3D моделей методом выдавливания. Создание 3D моделей методом вращения. Создание 3D модели окуляра. Лист чертежа, масштаб. Угловой штамп. Панели инструментов. Типы линий на чертежах</w:t>
             </w:r>
           </w:p>
         </w:tc>
@@ -8048,7 +8064,7 @@
                 <w:b w:val="0"/>
                 <w:sz w:val="20"/>
               </w:rPr>
-              <w:t>17</w:t>
+              <w:t xml:space="preserve">17</w:t>
             </w:r>
           </w:p>
         </w:tc>
@@ -8069,7 +8085,7 @@
                 <w:b w:val="0"/>
                 <w:sz w:val="20"/>
               </w:rPr>
-              <w:t>Создание 3D-модели с использованием вспомогательных осей и плоскостей. Создание 3D моделей методом выдавливания. Создание 3D моделей методом вращения. Создание 3D модели окуляра. Лист чертежа, масштаб. Угловой штамп. Панели инструментов. Типы линий на чертежах</w:t>
+              <w:t>Практическое занятие № 1 Организация интерфейса пакета MS Visio</w:t>
             </w:r>
           </w:p>
         </w:tc>
@@ -8097,8 +8113,23 @@
         <w:tc>
           <w:tcPr>
             <w:tcW w:type="dxa" w:w="709"/>
-          </w:tcPr>
-          <w:p/>
+            <w:vAlign w:val="center"/>
+          </w:tcPr>
+          <w:p>
+            <w:pPr>
+              <w:spacing w:before="0" w:after="0" w:line="240" w:lineRule="auto"/>
+              <w:jc w:val="center"/>
+            </w:pPr>
+            <w:r/>
+            <w:r>
+              <w:rPr>
+                <w:rFonts w:ascii="Times New Roman" w:hAnsi="Times New Roman" w:eastAsia="Times New Roman" w:cs="Times New Roman"/>
+                <w:b w:val="0"/>
+                <w:sz w:val="20"/>
+              </w:rPr>
+              <w:t>2</w:t>
+            </w:r>
+          </w:p>
         </w:tc>
         <w:tc>
           <w:tcPr>
@@ -8117,7 +8148,7 @@
                 <w:b w:val="0"/>
                 <w:sz w:val="20"/>
               </w:rPr>
-              <w:t>Урок</w:t>
+              <w:t>Практ. занятие</w:t>
             </w:r>
           </w:p>
         </w:tc>
@@ -8180,7 +8211,7 @@
                 <w:b w:val="0"/>
                 <w:sz w:val="20"/>
               </w:rPr>
-              <w:t xml:space="preserve">ДИ2</w:t>
+              <w:t>№3, 2а</w:t>
             </w:r>
           </w:p>
         </w:tc>
@@ -8201,7 +8232,7 @@
                 <w:b w:val="0"/>
                 <w:sz w:val="20"/>
               </w:rPr>
-              <w:t xml:space="preserve">с. 67-84</w:t>
+              <w:t>Метод. указания</w:t>
             </w:r>
           </w:p>
         </w:tc>
@@ -8222,7 +8253,7 @@
                 <w:b w:val="0"/>
                 <w:sz w:val="20"/>
               </w:rPr>
-              <w:t>Текущий контроль</w:t>
+              <w:t>Защита пр.раб.</w:t>
             </w:r>
           </w:p>
         </w:tc>
@@ -8254,7 +8285,7 @@
                 <w:b w:val="0"/>
                 <w:sz w:val="20"/>
               </w:rPr>
-              <w:t>18</w:t>
+              <w:t xml:space="preserve">18</w:t>
             </w:r>
           </w:p>
         </w:tc>
@@ -8275,7 +8306,7 @@
                 <w:b w:val="0"/>
                 <w:sz w:val="20"/>
               </w:rPr>
-              <w:t>Практическое занятие № 1 Организация интерфейса пакета MS Visio</w:t>
+              <w:t>Практическое занятие № 2 Анатомия фигуры в MS Visio. Форматирование фигуры в MS Visio</w:t>
             </w:r>
           </w:p>
         </w:tc>
@@ -8475,7 +8506,7 @@
                 <w:b w:val="0"/>
                 <w:sz w:val="20"/>
               </w:rPr>
-              <w:t>19</w:t>
+              <w:t xml:space="preserve">19</w:t>
             </w:r>
           </w:p>
         </w:tc>
@@ -8496,7 +8527,7 @@
                 <w:b w:val="0"/>
                 <w:sz w:val="20"/>
               </w:rPr>
-              <w:t>Практическое занятие № 2 Анатомия фигуры в MS Visio. Форматирование фигуры в MS Visio</w:t>
+              <w:t>Практическое занятие № 3 Форматирование фигуры в MS Visio. Связывание фигур в MS Visio.</w:t>
             </w:r>
           </w:p>
         </w:tc>
@@ -8696,7 +8727,7 @@
                 <w:b w:val="0"/>
                 <w:sz w:val="20"/>
               </w:rPr>
-              <w:t>20</w:t>
+              <w:t xml:space="preserve">20</w:t>
             </w:r>
           </w:p>
         </w:tc>
@@ -8717,7 +8748,7 @@
                 <w:b w:val="0"/>
                 <w:sz w:val="20"/>
               </w:rPr>
-              <w:t>Практическое занятие № 3 Форматирование фигуры в MS Visio. Связывание фигур в MS Visio.</w:t>
+              <w:t>Практическое занятие № 4 Создание организационных схем и диаграмм в MS Visio</w:t>
             </w:r>
           </w:p>
         </w:tc>
@@ -8917,7 +8948,7 @@
                 <w:b w:val="0"/>
                 <w:sz w:val="20"/>
               </w:rPr>
-              <w:t>21</w:t>
+              <w:t xml:space="preserve">21</w:t>
             </w:r>
           </w:p>
         </w:tc>
@@ -8938,7 +8969,7 @@
                 <w:b w:val="0"/>
                 <w:sz w:val="20"/>
               </w:rPr>
-              <w:t>Практическое занятие № 4 Создание организационных схем и диаграмм в MS Visio</w:t>
+              <w:t>Практическое занятие № 5 Разработка мнемосхемы предметной области с MicrosoftVisio</w:t>
             </w:r>
           </w:p>
         </w:tc>
@@ -9138,7 +9169,7 @@
                 <w:b w:val="0"/>
                 <w:sz w:val="20"/>
               </w:rPr>
-              <w:t>22</w:t>
+              <w:t xml:space="preserve">22</w:t>
             </w:r>
           </w:p>
         </w:tc>
@@ -9159,7 +9190,7 @@
                 <w:b w:val="0"/>
                 <w:sz w:val="20"/>
               </w:rPr>
-              <w:t>Практическое занятие № 5 Разработка мнемосхемы предметной области с MicrosoftVisio</w:t>
+              <w:t>Практическое занятие № 6 Схемы визуального моделирования в MicrosoftVisiо</w:t>
             </w:r>
           </w:p>
         </w:tc>
@@ -9180,7 +9211,7 @@
                 <w:b w:val="0"/>
                 <w:sz w:val="20"/>
               </w:rPr>
-              <w:t>2</w:t>
+              <w:t>4</w:t>
             </w:r>
           </w:p>
         </w:tc>
@@ -9201,7 +9232,7 @@
                 <w:b w:val="0"/>
                 <w:sz w:val="20"/>
               </w:rPr>
-              <w:t>2</w:t>
+              <w:t>4</w:t>
             </w:r>
           </w:p>
         </w:tc>
@@ -9359,7 +9390,7 @@
                 <w:b w:val="0"/>
                 <w:sz w:val="20"/>
               </w:rPr>
-              <w:t>23</w:t>
+              <w:t xml:space="preserve">23</w:t>
             </w:r>
           </w:p>
         </w:tc>
@@ -9377,10 +9408,10 @@
             <w:r>
               <w:rPr>
                 <w:rFonts w:ascii="Times New Roman" w:hAnsi="Times New Roman" w:eastAsia="Times New Roman" w:cs="Times New Roman"/>
-                <w:b w:val="0"/>
-                <w:sz w:val="20"/>
-              </w:rPr>
-              <w:t>Практическое занятие № 6 Схемы визуального моделирования в MicrosoftVisiо</w:t>
+                <w:b/>
+                <w:sz w:val="20"/>
+              </w:rPr>
+              <w:t>Дифференцированный зачет</w:t>
             </w:r>
           </w:p>
         </w:tc>
@@ -9398,159 +9429,54 @@
             <w:r>
               <w:rPr>
                 <w:rFonts w:ascii="Times New Roman" w:hAnsi="Times New Roman" w:eastAsia="Times New Roman" w:cs="Times New Roman"/>
-                <w:b w:val="0"/>
-                <w:sz w:val="20"/>
-              </w:rPr>
-              <w:t>4</w:t>
+                <w:b/>
+                <w:sz w:val="20"/>
+              </w:rPr>
+              <w:t>2</w:t>
             </w:r>
           </w:p>
         </w:tc>
         <w:tc>
           <w:tcPr>
             <w:tcW w:type="dxa" w:w="709"/>
-            <w:vAlign w:val="center"/>
-          </w:tcPr>
-          <w:p>
-            <w:pPr>
-              <w:spacing w:before="0" w:after="0" w:line="240" w:lineRule="auto"/>
-              <w:jc w:val="center"/>
-            </w:pPr>
-            <w:r/>
-            <w:r>
-              <w:rPr>
-                <w:rFonts w:ascii="Times New Roman" w:hAnsi="Times New Roman" w:eastAsia="Times New Roman" w:cs="Times New Roman"/>
-                <w:b w:val="0"/>
-                <w:sz w:val="20"/>
-              </w:rPr>
-              <w:t>4</w:t>
-            </w:r>
-          </w:p>
+          </w:tcPr>
+          <w:p/>
         </w:tc>
         <w:tc>
           <w:tcPr>
             <w:tcW w:type="dxa" w:w="834"/>
-            <w:vAlign w:val="center"/>
-          </w:tcPr>
-          <w:p>
-            <w:pPr>
-              <w:spacing w:before="0" w:after="0" w:line="240" w:lineRule="auto"/>
-              <w:jc w:val="center"/>
-            </w:pPr>
-            <w:r/>
-            <w:r>
-              <w:rPr>
-                <w:rFonts w:ascii="Times New Roman" w:hAnsi="Times New Roman" w:eastAsia="Times New Roman" w:cs="Times New Roman"/>
-                <w:b w:val="0"/>
-                <w:sz w:val="20"/>
-              </w:rPr>
-              <w:t>Практ. занятие</w:t>
-            </w:r>
-          </w:p>
+          </w:tcPr>
+          <w:p/>
         </w:tc>
         <w:tc>
           <w:tcPr>
             <w:tcW w:type="dxa" w:w="692"/>
-            <w:vAlign w:val="center"/>
-          </w:tcPr>
-          <w:p>
-            <w:pPr>
-              <w:spacing w:before="0" w:after="0" w:line="240" w:lineRule="auto"/>
-              <w:jc w:val="center"/>
-            </w:pPr>
-            <w:r/>
-            <w:r>
-              <w:rPr>
-                <w:rFonts w:ascii="Times New Roman" w:hAnsi="Times New Roman" w:eastAsia="Times New Roman" w:cs="Times New Roman"/>
-                <w:b w:val="0"/>
-                <w:sz w:val="20"/>
-              </w:rPr>
-              <w:t>ОК 1 - ОК 7, ОК 9</w:t>
-            </w:r>
-          </w:p>
+          </w:tcPr>
+          <w:p/>
         </w:tc>
         <w:tc>
           <w:tcPr>
             <w:tcW w:type="dxa" w:w="785"/>
-            <w:vAlign w:val="center"/>
-          </w:tcPr>
-          <w:p>
-            <w:pPr>
-              <w:spacing w:before="0" w:after="0" w:line="240" w:lineRule="auto"/>
-              <w:jc w:val="center"/>
-            </w:pPr>
-            <w:r/>
-            <w:r>
-              <w:rPr>
-                <w:rFonts w:ascii="Times New Roman" w:hAnsi="Times New Roman" w:eastAsia="Times New Roman" w:cs="Times New Roman"/>
-                <w:b w:val="0"/>
-                <w:sz w:val="20"/>
-              </w:rPr>
-              <w:t>ПК 2.1 - ПК 2.2</w:t>
-            </w:r>
-          </w:p>
+          </w:tcPr>
+          <w:p/>
         </w:tc>
         <w:tc>
           <w:tcPr>
             <w:tcW w:type="dxa" w:w="909"/>
-            <w:vAlign w:val="center"/>
-          </w:tcPr>
-          <w:p>
-            <w:pPr>
-              <w:spacing w:before="0" w:after="0" w:line="240" w:lineRule="auto"/>
-              <w:jc w:val="center"/>
-            </w:pPr>
-            <w:r/>
-            <w:r>
-              <w:rPr>
-                <w:rFonts w:ascii="Times New Roman" w:hAnsi="Times New Roman" w:eastAsia="Times New Roman" w:cs="Times New Roman"/>
-                <w:b w:val="0"/>
-                <w:sz w:val="20"/>
-              </w:rPr>
-              <w:t>№3, 2а</w:t>
-            </w:r>
-          </w:p>
+          </w:tcPr>
+          <w:p/>
         </w:tc>
         <w:tc>
           <w:tcPr>
             <w:tcW w:type="dxa" w:w="922"/>
-            <w:vAlign w:val="center"/>
-          </w:tcPr>
-          <w:p>
-            <w:pPr>
-              <w:spacing w:before="0" w:after="0" w:line="240" w:lineRule="auto"/>
-              <w:jc w:val="center"/>
-            </w:pPr>
-            <w:r/>
-            <w:r>
-              <w:rPr>
-                <w:rFonts w:ascii="Times New Roman" w:hAnsi="Times New Roman" w:eastAsia="Times New Roman" w:cs="Times New Roman"/>
-                <w:b w:val="0"/>
-                <w:sz w:val="20"/>
-              </w:rPr>
-              <w:t>Метод. указания</w:t>
-            </w:r>
-          </w:p>
+          </w:tcPr>
+          <w:p/>
         </w:tc>
         <w:tc>
           <w:tcPr>
             <w:tcW w:type="dxa" w:w="865"/>
-            <w:vAlign w:val="center"/>
-          </w:tcPr>
-          <w:p>
-            <w:pPr>
-              <w:spacing w:before="0" w:after="0" w:line="240" w:lineRule="auto"/>
-              <w:jc w:val="center"/>
-            </w:pPr>
-            <w:r/>
-            <w:r>
-              <w:rPr>
-                <w:rFonts w:ascii="Times New Roman" w:hAnsi="Times New Roman" w:eastAsia="Times New Roman" w:cs="Times New Roman"/>
-                <w:b w:val="0"/>
-                <w:sz w:val="20"/>
-              </w:rPr>
-              <w:t>Защита пр.раб.</w:t>
-            </w:r>
-          </w:p>
+          </w:tcPr>
+          <w:p/>
         </w:tc>
         <w:tc>
           <w:tcPr>
@@ -9566,23 +9492,8 @@
         <w:tc>
           <w:tcPr>
             <w:tcW w:type="dxa" w:w="501"/>
-            <w:vAlign w:val="center"/>
-          </w:tcPr>
-          <w:p>
-            <w:pPr>
-              <w:spacing w:before="0" w:after="0" w:line="240" w:lineRule="auto"/>
-              <w:jc w:val="center"/>
-            </w:pPr>
-            <w:r/>
-            <w:r>
-              <w:rPr>
-                <w:rFonts w:ascii="Times New Roman" w:hAnsi="Times New Roman" w:eastAsia="Times New Roman" w:cs="Times New Roman"/>
-                <w:b w:val="0"/>
-                <w:sz w:val="20"/>
-              </w:rPr>
-              <w:t>24</w:t>
-            </w:r>
-          </w:p>
+          </w:tcPr>
+          <w:p/>
         </w:tc>
         <w:tc>
           <w:tcPr>
@@ -9601,7 +9512,7 @@
                 <w:b/>
                 <w:sz w:val="20"/>
               </w:rPr>
-              <w:t>Дифференцированный зачет</w:t>
+              <w:t>Итого:</w:t>
             </w:r>
           </w:p>
         </w:tc>
@@ -9622,108 +9533,7 @@
                 <w:b/>
                 <w:sz w:val="20"/>
               </w:rPr>
-              <w:t>2</w:t>
-            </w:r>
-          </w:p>
-        </w:tc>
-        <w:tc>
-          <w:tcPr>
-            <w:tcW w:type="dxa" w:w="709"/>
-          </w:tcPr>
-          <w:p/>
-        </w:tc>
-        <w:tc>
-          <w:tcPr>
-            <w:tcW w:type="dxa" w:w="834"/>
-          </w:tcPr>
-          <w:p/>
-        </w:tc>
-        <w:tc>
-          <w:tcPr>
-            <w:tcW w:type="dxa" w:w="692"/>
-          </w:tcPr>
-          <w:p/>
-        </w:tc>
-        <w:tc>
-          <w:tcPr>
-            <w:tcW w:type="dxa" w:w="785"/>
-          </w:tcPr>
-          <w:p/>
-        </w:tc>
-        <w:tc>
-          <w:tcPr>
-            <w:tcW w:type="dxa" w:w="909"/>
-          </w:tcPr>
-          <w:p/>
-        </w:tc>
-        <w:tc>
-          <w:tcPr>
-            <w:tcW w:type="dxa" w:w="922"/>
-          </w:tcPr>
-          <w:p/>
-        </w:tc>
-        <w:tc>
-          <w:tcPr>
-            <w:tcW w:type="dxa" w:w="865"/>
-          </w:tcPr>
-          <w:p/>
-        </w:tc>
-        <w:tc>
-          <w:tcPr>
-            <w:tcW w:type="dxa" w:w="856"/>
-          </w:tcPr>
-          <w:p/>
-        </w:tc>
-      </w:tr>
-      <w:tr>
-        <w:trPr>
-          <w:trHeight w:val="20"/>
-        </w:trPr>
-        <w:tc>
-          <w:tcPr>
-            <w:tcW w:type="dxa" w:w="501"/>
-          </w:tcPr>
-          <w:p/>
-        </w:tc>
-        <w:tc>
-          <w:tcPr>
-            <w:tcW w:type="dxa" w:w="2933"/>
-            <w:vAlign w:val="center"/>
-          </w:tcPr>
-          <w:p>
-            <w:pPr>
-              <w:spacing w:before="0" w:after="0" w:line="240" w:lineRule="auto"/>
-              <w:jc w:val="left"/>
-            </w:pPr>
-            <w:r/>
-            <w:r>
-              <w:rPr>
-                <w:rFonts w:ascii="Times New Roman" w:hAnsi="Times New Roman" w:eastAsia="Times New Roman" w:cs="Times New Roman"/>
-                <w:b/>
-                <w:sz w:val="20"/>
-              </w:rPr>
-              <w:t>Итого:</w:t>
-            </w:r>
-          </w:p>
-        </w:tc>
-        <w:tc>
-          <w:tcPr>
-            <w:tcW w:type="dxa" w:w="668"/>
-            <w:vAlign w:val="center"/>
-          </w:tcPr>
-          <w:p>
-            <w:pPr>
-              <w:spacing w:before="0" w:after="0" w:line="240" w:lineRule="auto"/>
-              <w:jc w:val="center"/>
-            </w:pPr>
-            <w:r/>
-            <w:r>
-              <w:rPr>
-                <w:rFonts w:ascii="Times New Roman" w:hAnsi="Times New Roman" w:eastAsia="Times New Roman" w:cs="Times New Roman"/>
-                <w:b/>
-                <w:sz w:val="20"/>
-              </w:rPr>
-              <w:t>50</w:t>
+              <w:t xml:space="preserve">48</w:t>
             </w:r>
           </w:p>
         </w:tc>
